--- a/clients/AFFG/03_SOW/SOW-AFFG-003-Compliance-Strategy.docx
+++ b/clients/AFFG/03_SOW/SOW-AFFG-003-Compliance-Strategy.docx
@@ -556,7 +556,7 @@
           <w:color w:val="59595B"/>
           <w:sz w:val="20"/>
         </w:rPr>
-        <w:t>Technijian will deliver a 7-phase implementation that migrates AFFG’s eleven (11) registered agents onto the Technijian VDI (Virtual Desktop Infrastructure) environment — Technijian’s privately-operated, managed Windows 11 desktop service — locks down access to the Microsoft 365 tenant and the Schwab / Interactive Brokers custodial APIs to VDI egress IPs only, deploys data-loss-prevention controls across Exchange Online, SharePoint, OneDrive, and Teams, and produces the full regulator-ready compliance documentation set required under SEC Regulation S-P (including the 2024 Amendments), FINRA Rule 4370, FINRA Rule 3110, and SEC Rule 17a-4.</w:t>
+        <w:t>Technijian will deliver a 7-phase implementation that migrates AFFG’s seven (7) in-scope registered agents onto the Technijian Horizon VDI (Virtual Desktop Infrastructure) environment — Technijian’s privately-operated, managed Windows 11 desktop service — locks down access to the Microsoft 365 tenant and the Schwab / Interactive Brokers custodial APIs to VDI egress IPs only, deploys data-loss-prevention controls across Exchange Online, SharePoint, OneDrive, and Teams, and produces the full regulator-ready compliance documentation set required under SEC Regulation S-P (including the 2024 Amendments), FINRA Rule 4370, FINRA Rule 3110, and SEC Rule 17a-4.</w:t>
       </w:r>
     </w:p>
     <w:p>
@@ -601,7 +601,7 @@
           <w:color w:val="59595B"/>
           <w:sz w:val="20"/>
         </w:rPr>
-        <w:t>Deploy VDI for 11 agents with dedicated Windows 11 personal desktops (one per agent)</w:t>
+        <w:t>Deploy Technijian Horizon VDI for 7 in-scope roles with dedicated Windows 11 personal desktops (one per agent)</w:t>
       </w:r>
     </w:p>
     <w:p>
@@ -785,7 +785,7 @@
           <w:color w:val="59595B"/>
           <w:sz w:val="20"/>
         </w:rPr>
-        <w:t>Project work is organized into thirty-seven (37) numbered tickets distributed across seven (7) sequential phases, 135 total estimated hours. Each phase below includes the narrative description and the full ticket summary with estimated hours and assigned POD.</w:t>
+        <w:t>Project work is organized into forty-one (41) numbered tickets distributed across seven (7) sequential phases, 128 total estimated hours. Each phase below includes the narrative description and the full ticket summary with estimated hours and assigned POD.</w:t>
       </w:r>
     </w:p>
     <w:p>
@@ -859,7 +859,7 @@
           <w:color w:val="59595B"/>
           <w:sz w:val="20"/>
         </w:rPr>
-        <w:t>Establish the Technijian VDI tenant (Technijian’s privately-operated Virtual Desktop service) that will host all eleven (11) AFFG agents. Phase 1 deliverables include the Technijian VDI workspace and personal host pool, eleven dedicated Windows 11 Enterprise personal-desktop VMs, hardened VDI session policies (no clipboard, no local drives, no USB redirection, watermarking, 15-minute inactivity lock), FSLogix profile containers on the Technijian Production Storage pool, MFA and Entra Conditional Access, hands-on enrollment and training, My Audit UAM+DLP agent integration, and documented VDI egress IPs prepared for Schwab and Interactive Brokers allowlisting. This phase enforces the ‘no client data on personal device’ core design principle that underpins the AFFG compliance strategy.</w:t>
+        <w:t>Establish the Technijian Horizon VDI tenant (Technijian’s privately-operated Virtual Desktop service) that will host the seven (7) in-scope AFFG agents. Phase 1 deliverables include the Technijian Horizon VDI workspace and personal host pool, seven (7) dedicated Windows 11 Enterprise personal-desktop VMs, hardened VDI session policies (no clipboard, no local drives, no USB redirection, watermarking, 15-minute inactivity lock), FSLogix profile containers on the Technijian Production Storage pool, MFA and Entra Conditional Access, hands-on enrollment and training, My Audit UAM+DLP agent integration, and documented VDI egress IPs prepared for Schwab and Interactive Brokers allowlisting. This phase enforces the ‘no client data on personal device’ core design principle that underpins the AFFG compliance strategy.</w:t>
       </w:r>
     </w:p>
     <w:p>
@@ -989,7 +989,9 @@
             <w:tcW w:type="dxa" w:w="2340"/>
           </w:tcPr>
           <w:p>
-            <w:r/>
+            <w:r>
+              <w:t>Technijian Horizon VDI Tenant Setup</w:t>
+            </w:r>
             <w:r>
               <w:rPr>
                 <w:rFonts w:ascii="Open Sans" w:hAnsi="Open Sans"/>
@@ -998,7 +1000,6 @@
                 <w:color w:val="59595B"/>
                 <w:sz w:val="18"/>
               </w:rPr>
-              <w:t>Technijian VDI Tenant Setup</w:t>
             </w:r>
           </w:p>
         </w:tc>
@@ -1063,7 +1064,9 @@
             <w:tcW w:type="dxa" w:w="2340"/>
           </w:tcPr>
           <w:p>
-            <w:r/>
+            <w:r>
+              <w:t>Deploy 7 Technijian Horizon VDI Personal Desktop Images</w:t>
+            </w:r>
             <w:r>
               <w:rPr>
                 <w:rFonts w:ascii="Open Sans" w:hAnsi="Open Sans"/>
@@ -1072,7 +1075,6 @@
                 <w:color w:val="59595B"/>
                 <w:sz w:val="18"/>
               </w:rPr>
-              <w:t>Deploy 11 Windows 11 Personal Desktop Images</w:t>
             </w:r>
           </w:p>
         </w:tc>
@@ -1081,7 +1083,9 @@
             <w:tcW w:type="dxa" w:w="2340"/>
           </w:tcPr>
           <w:p>
-            <w:r/>
+            <w:r>
+              <w:t>2</w:t>
+            </w:r>
             <w:r>
               <w:rPr>
                 <w:rFonts w:ascii="Open Sans" w:hAnsi="Open Sans"/>
@@ -1090,7 +1094,6 @@
                 <w:color w:val="59595B"/>
                 <w:sz w:val="18"/>
               </w:rPr>
-              <w:t>4</w:t>
             </w:r>
           </w:p>
         </w:tc>
@@ -1155,7 +1158,9 @@
             <w:tcW w:type="dxa" w:w="2340"/>
           </w:tcPr>
           <w:p>
-            <w:r/>
+            <w:r>
+              <w:t>3</w:t>
+            </w:r>
             <w:r>
               <w:rPr>
                 <w:rFonts w:ascii="Open Sans" w:hAnsi="Open Sans"/>
@@ -1164,7 +1169,6 @@
                 <w:color w:val="59595B"/>
                 <w:sz w:val="18"/>
               </w:rPr>
-              <w:t>4</w:t>
             </w:r>
           </w:p>
         </w:tc>
@@ -1229,7 +1233,9 @@
             <w:tcW w:type="dxa" w:w="2340"/>
           </w:tcPr>
           <w:p>
-            <w:r/>
+            <w:r>
+              <w:t>2</w:t>
+            </w:r>
             <w:r>
               <w:rPr>
                 <w:rFonts w:ascii="Open Sans" w:hAnsi="Open Sans"/>
@@ -1238,7 +1244,6 @@
                 <w:color w:val="59595B"/>
                 <w:sz w:val="18"/>
               </w:rPr>
-              <w:t>4</w:t>
             </w:r>
           </w:p>
         </w:tc>
@@ -1377,7 +1382,9 @@
             <w:tcW w:type="dxa" w:w="2340"/>
           </w:tcPr>
           <w:p>
-            <w:r/>
+            <w:r>
+              <w:t>3</w:t>
+            </w:r>
             <w:r>
               <w:rPr>
                 <w:rFonts w:ascii="Open Sans" w:hAnsi="Open Sans"/>
@@ -1386,7 +1393,6 @@
                 <w:color w:val="59595B"/>
                 <w:sz w:val="18"/>
               </w:rPr>
-              <w:t>6</w:t>
             </w:r>
           </w:p>
         </w:tc>
@@ -1451,7 +1457,9 @@
             <w:tcW w:type="dxa" w:w="2340"/>
           </w:tcPr>
           <w:p>
-            <w:r/>
+            <w:r>
+              <w:t>2</w:t>
+            </w:r>
             <w:r>
               <w:rPr>
                 <w:rFonts w:ascii="Open Sans" w:hAnsi="Open Sans"/>
@@ -1460,7 +1468,6 @@
                 <w:color w:val="59595B"/>
                 <w:sz w:val="18"/>
               </w:rPr>
-              <w:t>4</w:t>
             </w:r>
           </w:p>
         </w:tc>
@@ -1525,7 +1532,9 @@
             <w:tcW w:type="dxa" w:w="2340"/>
           </w:tcPr>
           <w:p>
-            <w:r/>
+            <w:r>
+              <w:t>2</w:t>
+            </w:r>
             <w:r>
               <w:rPr>
                 <w:rFonts w:ascii="Open Sans" w:hAnsi="Open Sans"/>
@@ -1534,7 +1543,6 @@
                 <w:color w:val="59595B"/>
                 <w:sz w:val="18"/>
               </w:rPr>
-              <w:t>3</w:t>
             </w:r>
           </w:p>
         </w:tc>
@@ -1602,7 +1610,9 @@
             <w:shd w:fill="F8F9FA" w:val="clear"/>
           </w:tcPr>
           <w:p>
-            <w:r/>
+            <w:r>
+              <w:t>17 hrs</w:t>
+            </w:r>
             <w:r>
               <w:rPr>
                 <w:rFonts w:ascii="Open Sans" w:hAnsi="Open Sans"/>
@@ -1611,7 +1621,6 @@
                 <w:color w:val="1A1A2E"/>
                 <w:sz w:val="18"/>
               </w:rPr>
-              <w:t>30 hrs</w:t>
             </w:r>
           </w:p>
         </w:tc>
@@ -1706,7 +1715,7 @@
           <w:color w:val="59595B"/>
           <w:sz w:val="20"/>
         </w:rPr>
-        <w:t>Lock down identity and network perimeters so that production access to AFFG data can only originate from the VDI environment. Phase 2 refines Entra Conditional Access to restrict M365 sign-ins to the VDI egress IPs across all 31 users, submits and activates Schwab Advisor Services and Interactive Brokers IP allowlists, blocks legacy authentication protocols, and deploys CrowdStrike Falcon EDR and Huntress Managed Detection inside each VDI desktop with Technijian SOC forwarding.</w:t>
+        <w:t>Lock down identity, network, and device perimeters so that production access to AFFG data can only originate from the Technijian Horizon VDI environment or a Technijian-managed, compliant endpoint. Phase 2 refines Entra Conditional Access to restrict M365 sign-ins to the VDI egress IPs across all 31 users, submits and activates Schwab Advisor Services and Interactive Brokers IP allowlists, blocks legacy authentication protocols, deploys CrowdStrike Falcon EDR and Huntress Managed Detection inside each Horizon VDI desktop with Technijian SOC forwarding, deploys the Technijian SSO/2FA gateway to enforce logged MFA on all custodian bank portals and non-M365 systems (Reg S-P §248.30 2024 amendments; NIST IA-2(1)), enrolls all corporate mobile devices in Microsoft Intune MDM with App Protection policies to containerize M365 data on phones (no additional license cost under E3), and configures managed-endpoint device compliance policies requiring Technijian-managed device + MFA + office-IP for any access to regulated systems.</w:t>
       </w:r>
     </w:p>
     <w:p>
@@ -2150,7 +2159,9 @@
             <w:tcW w:type="dxa" w:w="2340"/>
           </w:tcPr>
           <w:p>
-            <w:r/>
+            <w:r>
+              <w:t>4</w:t>
+            </w:r>
             <w:r>
               <w:rPr>
                 <w:rFonts w:ascii="Open Sans" w:hAnsi="Open Sans"/>
@@ -2159,7 +2170,6 @@
                 <w:color w:val="59595B"/>
                 <w:sz w:val="18"/>
               </w:rPr>
-              <w:t>5</w:t>
             </w:r>
           </w:p>
         </w:tc>
@@ -2186,6 +2196,132 @@
         <w:tc>
           <w:tcPr>
             <w:tcW w:type="dxa" w:w="2340"/>
+          </w:tcPr>
+          <w:p>
+            <w:r>
+              <w:t>AFFG-003-014</w:t>
+            </w:r>
+          </w:p>
+        </w:tc>
+        <w:tc>
+          <w:tcPr>
+            <w:tcW w:type="dxa" w:w="2340"/>
+          </w:tcPr>
+          <w:p>
+            <w:r>
+              <w:t>SSO/2FA Gateway for Custodian Bank Portals &amp; Non-M365 Systems</w:t>
+            </w:r>
+          </w:p>
+        </w:tc>
+        <w:tc>
+          <w:tcPr>
+            <w:tcW w:type="dxa" w:w="2340"/>
+          </w:tcPr>
+          <w:p>
+            <w:r>
+              <w:t>3</w:t>
+            </w:r>
+          </w:p>
+        </w:tc>
+        <w:tc>
+          <w:tcPr>
+            <w:tcW w:type="dxa" w:w="2340"/>
+          </w:tcPr>
+          <w:p>
+            <w:r>
+              <w:t>IRV-TS1</w:t>
+            </w:r>
+          </w:p>
+        </w:tc>
+      </w:tr>
+      <w:tr>
+        <w:tc>
+          <w:tcPr>
+            <w:tcW w:type="dxa" w:w="2340"/>
+          </w:tcPr>
+          <w:p>
+            <w:r>
+              <w:t>AFFG-003-015</w:t>
+            </w:r>
+          </w:p>
+        </w:tc>
+        <w:tc>
+          <w:tcPr>
+            <w:tcW w:type="dxa" w:w="2340"/>
+          </w:tcPr>
+          <w:p>
+            <w:r>
+              <w:t>Intune MDM Enrollment &amp; App Protection (MAM) Policies</w:t>
+            </w:r>
+          </w:p>
+        </w:tc>
+        <w:tc>
+          <w:tcPr>
+            <w:tcW w:type="dxa" w:w="2340"/>
+          </w:tcPr>
+          <w:p>
+            <w:r>
+              <w:t>3</w:t>
+            </w:r>
+          </w:p>
+        </w:tc>
+        <w:tc>
+          <w:tcPr>
+            <w:tcW w:type="dxa" w:w="2340"/>
+          </w:tcPr>
+          <w:p>
+            <w:r>
+              <w:t>CHD-TS1</w:t>
+            </w:r>
+          </w:p>
+        </w:tc>
+      </w:tr>
+      <w:tr>
+        <w:tc>
+          <w:tcPr>
+            <w:tcW w:type="dxa" w:w="2340"/>
+          </w:tcPr>
+          <w:p>
+            <w:r>
+              <w:t>AFFG-003-016</w:t>
+            </w:r>
+          </w:p>
+        </w:tc>
+        <w:tc>
+          <w:tcPr>
+            <w:tcW w:type="dxa" w:w="2340"/>
+          </w:tcPr>
+          <w:p>
+            <w:r>
+              <w:t>Managed Endpoint Device Compliance Policy</w:t>
+            </w:r>
+          </w:p>
+        </w:tc>
+        <w:tc>
+          <w:tcPr>
+            <w:tcW w:type="dxa" w:w="2340"/>
+          </w:tcPr>
+          <w:p>
+            <w:r>
+              <w:t>2</w:t>
+            </w:r>
+          </w:p>
+        </w:tc>
+        <w:tc>
+          <w:tcPr>
+            <w:tcW w:type="dxa" w:w="2340"/>
+          </w:tcPr>
+          <w:p>
+            <w:r>
+              <w:t>CHD-TS1</w:t>
+            </w:r>
+          </w:p>
+        </w:tc>
+      </w:tr>
+      <w:tr>
+        <w:tc>
+          <w:tcPr>
+            <w:tcW w:type="dxa" w:w="2340"/>
             <w:shd w:fill="F8F9FA" w:val="clear"/>
           </w:tcPr>
           <w:p>
@@ -2208,7 +2344,9 @@
             <w:shd w:fill="F8F9FA" w:val="clear"/>
           </w:tcPr>
           <w:p>
-            <w:r/>
+            <w:r>
+              <w:t>8 tickets</w:t>
+            </w:r>
             <w:r>
               <w:rPr>
                 <w:rFonts w:ascii="Open Sans" w:hAnsi="Open Sans"/>
@@ -2217,7 +2355,6 @@
                 <w:color w:val="1A1A2E"/>
                 <w:sz w:val="18"/>
               </w:rPr>
-              <w:t>5 tickets</w:t>
             </w:r>
           </w:p>
         </w:tc>
@@ -2227,7 +2364,9 @@
             <w:shd w:fill="F8F9FA" w:val="clear"/>
           </w:tcPr>
           <w:p>
-            <w:r/>
+            <w:r>
+              <w:t>22 hrs</w:t>
+            </w:r>
             <w:r>
               <w:rPr>
                 <w:rFonts w:ascii="Open Sans" w:hAnsi="Open Sans"/>
@@ -2236,7 +2375,6 @@
                 <w:color w:val="1A1A2E"/>
                 <w:sz w:val="18"/>
               </w:rPr>
-              <w:t>15 hrs</w:t>
             </w:r>
           </w:p>
         </w:tc>
@@ -2443,7 +2581,9 @@
             <w:tcW w:type="dxa" w:w="2340"/>
           </w:tcPr>
           <w:p>
-            <w:r/>
+            <w:r>
+              <w:t>AFFG-003-017</w:t>
+            </w:r>
             <w:r>
               <w:rPr>
                 <w:rFonts w:ascii="Open Sans" w:hAnsi="Open Sans"/>
@@ -2452,7 +2592,6 @@
                 <w:color w:val="59595B"/>
                 <w:sz w:val="18"/>
               </w:rPr>
-              <w:t>AFFG-003-014</w:t>
             </w:r>
           </w:p>
         </w:tc>
@@ -2517,7 +2656,9 @@
             <w:tcW w:type="dxa" w:w="2340"/>
           </w:tcPr>
           <w:p>
-            <w:r/>
+            <w:r>
+              <w:t>AFFG-003-018</w:t>
+            </w:r>
             <w:r>
               <w:rPr>
                 <w:rFonts w:ascii="Open Sans" w:hAnsi="Open Sans"/>
@@ -2526,7 +2667,6 @@
                 <w:color w:val="59595B"/>
                 <w:sz w:val="18"/>
               </w:rPr>
-              <w:t>AFFG-003-015</w:t>
             </w:r>
           </w:p>
         </w:tc>
@@ -2591,7 +2731,9 @@
             <w:tcW w:type="dxa" w:w="2340"/>
           </w:tcPr>
           <w:p>
-            <w:r/>
+            <w:r>
+              <w:t>AFFG-003-019</w:t>
+            </w:r>
             <w:r>
               <w:rPr>
                 <w:rFonts w:ascii="Open Sans" w:hAnsi="Open Sans"/>
@@ -2600,7 +2742,6 @@
                 <w:color w:val="59595B"/>
                 <w:sz w:val="18"/>
               </w:rPr>
-              <w:t>AFFG-003-016</w:t>
             </w:r>
           </w:p>
         </w:tc>
@@ -2665,7 +2806,9 @@
             <w:tcW w:type="dxa" w:w="2340"/>
           </w:tcPr>
           <w:p>
-            <w:r/>
+            <w:r>
+              <w:t>AFFG-003-020</w:t>
+            </w:r>
             <w:r>
               <w:rPr>
                 <w:rFonts w:ascii="Open Sans" w:hAnsi="Open Sans"/>
@@ -2674,7 +2817,6 @@
                 <w:color w:val="59595B"/>
                 <w:sz w:val="18"/>
               </w:rPr>
-              <w:t>AFFG-003-017</w:t>
             </w:r>
           </w:p>
         </w:tc>
@@ -2739,7 +2881,9 @@
             <w:tcW w:type="dxa" w:w="2340"/>
           </w:tcPr>
           <w:p>
-            <w:r/>
+            <w:r>
+              <w:t>AFFG-003-021</w:t>
+            </w:r>
             <w:r>
               <w:rPr>
                 <w:rFonts w:ascii="Open Sans" w:hAnsi="Open Sans"/>
@@ -2748,7 +2892,6 @@
                 <w:color w:val="59595B"/>
                 <w:sz w:val="18"/>
               </w:rPr>
-              <w:t>AFFG-003-018</w:t>
             </w:r>
           </w:p>
         </w:tc>
@@ -3068,7 +3211,9 @@
             <w:tcW w:type="dxa" w:w="2340"/>
           </w:tcPr>
           <w:p>
-            <w:r/>
+            <w:r>
+              <w:t>AFFG-003-022</w:t>
+            </w:r>
             <w:r>
               <w:rPr>
                 <w:rFonts w:ascii="Open Sans" w:hAnsi="Open Sans"/>
@@ -3077,7 +3222,6 @@
                 <w:color w:val="59595B"/>
                 <w:sz w:val="18"/>
               </w:rPr>
-              <w:t>AFFG-003-019</w:t>
             </w:r>
           </w:p>
         </w:tc>
@@ -3142,7 +3286,9 @@
             <w:tcW w:type="dxa" w:w="2340"/>
           </w:tcPr>
           <w:p>
-            <w:r/>
+            <w:r>
+              <w:t>AFFG-003-023</w:t>
+            </w:r>
             <w:r>
               <w:rPr>
                 <w:rFonts w:ascii="Open Sans" w:hAnsi="Open Sans"/>
@@ -3151,7 +3297,6 @@
                 <w:color w:val="59595B"/>
                 <w:sz w:val="18"/>
               </w:rPr>
-              <w:t>AFFG-003-020</w:t>
             </w:r>
           </w:p>
         </w:tc>
@@ -3216,7 +3361,9 @@
             <w:tcW w:type="dxa" w:w="2340"/>
           </w:tcPr>
           <w:p>
-            <w:r/>
+            <w:r>
+              <w:t>AFFG-003-024</w:t>
+            </w:r>
             <w:r>
               <w:rPr>
                 <w:rFonts w:ascii="Open Sans" w:hAnsi="Open Sans"/>
@@ -3225,7 +3372,6 @@
                 <w:color w:val="59595B"/>
                 <w:sz w:val="18"/>
               </w:rPr>
-              <w:t>AFFG-003-021</w:t>
             </w:r>
           </w:p>
         </w:tc>
@@ -3290,7 +3436,9 @@
             <w:tcW w:type="dxa" w:w="2340"/>
           </w:tcPr>
           <w:p>
-            <w:r/>
+            <w:r>
+              <w:t>AFFG-003-025</w:t>
+            </w:r>
             <w:r>
               <w:rPr>
                 <w:rFonts w:ascii="Open Sans" w:hAnsi="Open Sans"/>
@@ -3299,7 +3447,6 @@
                 <w:color w:val="59595B"/>
                 <w:sz w:val="18"/>
               </w:rPr>
-              <w:t>AFFG-003-022</w:t>
             </w:r>
           </w:p>
         </w:tc>
@@ -3507,7 +3654,7 @@
           <w:color w:val="59595B"/>
           <w:sz w:val="20"/>
         </w:rPr>
-        <w:t>Bring the supervisory and monitoring surface to full regulator-ready coverage. Phase 5 confirms My Audit UAM+DLP is operational across all 11 VDI desktops, enables detailed Technijian VDI session logging with central forwarding, builds insider-threat and anomaly alerting (off-hours sign-ins, impossible travel, mass-deletion, after-hours DLP), delivers the monthly compliance dashboard PDF, and documents the FINRA Rule 3110 supervisory audit trail architecture anchored on the dedicated-VM per-agent model.</w:t>
+        <w:t>Bring the supervisory and monitoring surface to full regulator-ready coverage. Phase 5 confirms My Audit UAM+DLP is operational across all 7 Horizon VDI desktops, enables detailed Technijian Horizon VDI session logging with central forwarding, builds insider-threat and anomaly alerting (off-hours sign-ins, impossible travel, mass-deletion, after-hours DLP), delivers the monthly compliance dashboard PDF, documents the FINRA Rule 3110 supervisory audit trail architecture anchored on the dedicated-VM per-agent model, and configures the monthly mobile device audit (enrolled device count vs. headcount, compliance violations, wipe history) folded into the existing Technijian assessment cadence per FINRA 3110(c) and 3120.</w:t>
       </w:r>
     </w:p>
     <w:p>
@@ -3619,7 +3766,9 @@
             <w:tcW w:type="dxa" w:w="2340"/>
           </w:tcPr>
           <w:p>
-            <w:r/>
+            <w:r>
+              <w:t>AFFG-003-026</w:t>
+            </w:r>
             <w:r>
               <w:rPr>
                 <w:rFonts w:ascii="Open Sans" w:hAnsi="Open Sans"/>
@@ -3628,7 +3777,6 @@
                 <w:color w:val="59595B"/>
                 <w:sz w:val="18"/>
               </w:rPr>
-              <w:t>AFFG-003-023</w:t>
             </w:r>
           </w:p>
         </w:tc>
@@ -3655,7 +3803,9 @@
             <w:tcW w:type="dxa" w:w="2340"/>
           </w:tcPr>
           <w:p>
-            <w:r/>
+            <w:r>
+              <w:t>3</w:t>
+            </w:r>
             <w:r>
               <w:rPr>
                 <w:rFonts w:ascii="Open Sans" w:hAnsi="Open Sans"/>
@@ -3664,7 +3814,6 @@
                 <w:color w:val="59595B"/>
                 <w:sz w:val="18"/>
               </w:rPr>
-              <w:t>4</w:t>
             </w:r>
           </w:p>
         </w:tc>
@@ -3693,7 +3842,9 @@
             <w:tcW w:type="dxa" w:w="2340"/>
           </w:tcPr>
           <w:p>
-            <w:r/>
+            <w:r>
+              <w:t>AFFG-003-027</w:t>
+            </w:r>
             <w:r>
               <w:rPr>
                 <w:rFonts w:ascii="Open Sans" w:hAnsi="Open Sans"/>
@@ -3702,7 +3853,6 @@
                 <w:color w:val="59595B"/>
                 <w:sz w:val="18"/>
               </w:rPr>
-              <w:t>AFFG-003-024</w:t>
             </w:r>
           </w:p>
         </w:tc>
@@ -3767,7 +3917,9 @@
             <w:tcW w:type="dxa" w:w="2340"/>
           </w:tcPr>
           <w:p>
-            <w:r/>
+            <w:r>
+              <w:t>AFFG-003-028</w:t>
+            </w:r>
             <w:r>
               <w:rPr>
                 <w:rFonts w:ascii="Open Sans" w:hAnsi="Open Sans"/>
@@ -3776,7 +3928,6 @@
                 <w:color w:val="59595B"/>
                 <w:sz w:val="18"/>
               </w:rPr>
-              <w:t>AFFG-003-025</w:t>
             </w:r>
           </w:p>
         </w:tc>
@@ -3841,7 +3992,9 @@
             <w:tcW w:type="dxa" w:w="2340"/>
           </w:tcPr>
           <w:p>
-            <w:r/>
+            <w:r>
+              <w:t>AFFG-003-029</w:t>
+            </w:r>
             <w:r>
               <w:rPr>
                 <w:rFonts w:ascii="Open Sans" w:hAnsi="Open Sans"/>
@@ -3850,7 +4003,6 @@
                 <w:color w:val="59595B"/>
                 <w:sz w:val="18"/>
               </w:rPr>
-              <w:t>AFFG-003-026</w:t>
             </w:r>
           </w:p>
         </w:tc>
@@ -3877,7 +4029,9 @@
             <w:tcW w:type="dxa" w:w="2340"/>
           </w:tcPr>
           <w:p>
-            <w:r/>
+            <w:r>
+              <w:t>4</w:t>
+            </w:r>
             <w:r>
               <w:rPr>
                 <w:rFonts w:ascii="Open Sans" w:hAnsi="Open Sans"/>
@@ -3886,7 +4040,6 @@
                 <w:color w:val="59595B"/>
                 <w:sz w:val="18"/>
               </w:rPr>
-              <w:t>5</w:t>
             </w:r>
           </w:p>
         </w:tc>
@@ -3915,7 +4068,9 @@
             <w:tcW w:type="dxa" w:w="2340"/>
           </w:tcPr>
           <w:p>
-            <w:r/>
+            <w:r>
+              <w:t>AFFG-003-030</w:t>
+            </w:r>
             <w:r>
               <w:rPr>
                 <w:rFonts w:ascii="Open Sans" w:hAnsi="Open Sans"/>
@@ -3924,7 +4079,6 @@
                 <w:color w:val="59595B"/>
                 <w:sz w:val="18"/>
               </w:rPr>
-              <w:t>AFFG-003-027</w:t>
             </w:r>
           </w:p>
         </w:tc>
@@ -3987,6 +4141,48 @@
         <w:tc>
           <w:tcPr>
             <w:tcW w:type="dxa" w:w="2340"/>
+          </w:tcPr>
+          <w:p>
+            <w:r>
+              <w:t>AFFG-003-031</w:t>
+            </w:r>
+          </w:p>
+        </w:tc>
+        <w:tc>
+          <w:tcPr>
+            <w:tcW w:type="dxa" w:w="2340"/>
+          </w:tcPr>
+          <w:p>
+            <w:r>
+              <w:t>Monthly Mobile Device Audit Configuration</w:t>
+            </w:r>
+          </w:p>
+        </w:tc>
+        <w:tc>
+          <w:tcPr>
+            <w:tcW w:type="dxa" w:w="2340"/>
+          </w:tcPr>
+          <w:p>
+            <w:r>
+              <w:t>2</w:t>
+            </w:r>
+          </w:p>
+        </w:tc>
+        <w:tc>
+          <w:tcPr>
+            <w:tcW w:type="dxa" w:w="2340"/>
+          </w:tcPr>
+          <w:p>
+            <w:r>
+              <w:t>CHD-TS1</w:t>
+            </w:r>
+          </w:p>
+        </w:tc>
+      </w:tr>
+      <w:tr>
+        <w:tc>
+          <w:tcPr>
+            <w:tcW w:type="dxa" w:w="2340"/>
             <w:shd w:fill="F8F9FA" w:val="clear"/>
           </w:tcPr>
           <w:p>
@@ -4009,7 +4205,9 @@
             <w:shd w:fill="F8F9FA" w:val="clear"/>
           </w:tcPr>
           <w:p>
-            <w:r/>
+            <w:r>
+              <w:t>6 tickets</w:t>
+            </w:r>
             <w:r>
               <w:rPr>
                 <w:rFonts w:ascii="Open Sans" w:hAnsi="Open Sans"/>
@@ -4018,7 +4216,6 @@
                 <w:color w:val="1A1A2E"/>
                 <w:sz w:val="18"/>
               </w:rPr>
-              <w:t>5 tickets</w:t>
             </w:r>
           </w:p>
         </w:tc>
@@ -4028,7 +4225,9 @@
             <w:shd w:fill="F8F9FA" w:val="clear"/>
           </w:tcPr>
           <w:p>
-            <w:r/>
+            <w:r>
+              <w:t>20 hrs</w:t>
+            </w:r>
             <w:r>
               <w:rPr>
                 <w:rFonts w:ascii="Open Sans" w:hAnsi="Open Sans"/>
@@ -4037,7 +4236,6 @@
                 <w:color w:val="1A1A2E"/>
                 <w:sz w:val="18"/>
               </w:rPr>
-              <w:t>20 hrs</w:t>
             </w:r>
           </w:p>
         </w:tc>
@@ -4244,7 +4442,9 @@
             <w:tcW w:type="dxa" w:w="2340"/>
           </w:tcPr>
           <w:p>
-            <w:r/>
+            <w:r>
+              <w:t>AFFG-003-032</w:t>
+            </w:r>
             <w:r>
               <w:rPr>
                 <w:rFonts w:ascii="Open Sans" w:hAnsi="Open Sans"/>
@@ -4253,7 +4453,6 @@
                 <w:color w:val="59595B"/>
                 <w:sz w:val="18"/>
               </w:rPr>
-              <w:t>AFFG-003-028</w:t>
             </w:r>
           </w:p>
         </w:tc>
@@ -4318,7 +4517,9 @@
             <w:tcW w:type="dxa" w:w="2340"/>
           </w:tcPr>
           <w:p>
-            <w:r/>
+            <w:r>
+              <w:t>AFFG-003-033</w:t>
+            </w:r>
             <w:r>
               <w:rPr>
                 <w:rFonts w:ascii="Open Sans" w:hAnsi="Open Sans"/>
@@ -4327,7 +4528,6 @@
                 <w:color w:val="59595B"/>
                 <w:sz w:val="18"/>
               </w:rPr>
-              <w:t>AFFG-003-029</w:t>
             </w:r>
           </w:p>
         </w:tc>
@@ -4392,7 +4592,9 @@
             <w:tcW w:type="dxa" w:w="2340"/>
           </w:tcPr>
           <w:p>
-            <w:r/>
+            <w:r>
+              <w:t>AFFG-003-034</w:t>
+            </w:r>
             <w:r>
               <w:rPr>
                 <w:rFonts w:ascii="Open Sans" w:hAnsi="Open Sans"/>
@@ -4401,7 +4603,6 @@
                 <w:color w:val="59595B"/>
                 <w:sz w:val="18"/>
               </w:rPr>
-              <w:t>AFFG-003-030</w:t>
             </w:r>
           </w:p>
         </w:tc>
@@ -4466,7 +4667,9 @@
             <w:tcW w:type="dxa" w:w="2340"/>
           </w:tcPr>
           <w:p>
-            <w:r/>
+            <w:r>
+              <w:t>AFFG-003-035</w:t>
+            </w:r>
             <w:r>
               <w:rPr>
                 <w:rFonts w:ascii="Open Sans" w:hAnsi="Open Sans"/>
@@ -4475,7 +4678,6 @@
                 <w:color w:val="59595B"/>
                 <w:sz w:val="18"/>
               </w:rPr>
-              <w:t>AFFG-003-031</w:t>
             </w:r>
           </w:p>
         </w:tc>
@@ -4795,7 +4997,9 @@
             <w:tcW w:type="dxa" w:w="2340"/>
           </w:tcPr>
           <w:p>
-            <w:r/>
+            <w:r>
+              <w:t>AFFG-003-036</w:t>
+            </w:r>
             <w:r>
               <w:rPr>
                 <w:rFonts w:ascii="Open Sans" w:hAnsi="Open Sans"/>
@@ -4804,7 +5008,6 @@
                 <w:color w:val="59595B"/>
                 <w:sz w:val="18"/>
               </w:rPr>
-              <w:t>AFFG-003-032</w:t>
             </w:r>
           </w:p>
         </w:tc>
@@ -4869,7 +5072,9 @@
             <w:tcW w:type="dxa" w:w="2340"/>
           </w:tcPr>
           <w:p>
-            <w:r/>
+            <w:r>
+              <w:t>AFFG-003-037</w:t>
+            </w:r>
             <w:r>
               <w:rPr>
                 <w:rFonts w:ascii="Open Sans" w:hAnsi="Open Sans"/>
@@ -4878,7 +5083,6 @@
                 <w:color w:val="59595B"/>
                 <w:sz w:val="18"/>
               </w:rPr>
-              <w:t>AFFG-003-033</w:t>
             </w:r>
           </w:p>
         </w:tc>
@@ -4943,7 +5147,9 @@
             <w:tcW w:type="dxa" w:w="2340"/>
           </w:tcPr>
           <w:p>
-            <w:r/>
+            <w:r>
+              <w:t>AFFG-003-038</w:t>
+            </w:r>
             <w:r>
               <w:rPr>
                 <w:rFonts w:ascii="Open Sans" w:hAnsi="Open Sans"/>
@@ -4952,7 +5158,6 @@
                 <w:color w:val="59595B"/>
                 <w:sz w:val="18"/>
               </w:rPr>
-              <w:t>AFFG-003-034</w:t>
             </w:r>
           </w:p>
         </w:tc>
@@ -5017,7 +5222,9 @@
             <w:tcW w:type="dxa" w:w="2340"/>
           </w:tcPr>
           <w:p>
-            <w:r/>
+            <w:r>
+              <w:t>AFFG-003-039</w:t>
+            </w:r>
             <w:r>
               <w:rPr>
                 <w:rFonts w:ascii="Open Sans" w:hAnsi="Open Sans"/>
@@ -5026,7 +5233,6 @@
                 <w:color w:val="59595B"/>
                 <w:sz w:val="18"/>
               </w:rPr>
-              <w:t>AFFG-003-035</w:t>
             </w:r>
           </w:p>
         </w:tc>
@@ -5091,7 +5297,9 @@
             <w:tcW w:type="dxa" w:w="2340"/>
           </w:tcPr>
           <w:p>
-            <w:r/>
+            <w:r>
+              <w:t>AFFG-003-040</w:t>
+            </w:r>
             <w:r>
               <w:rPr>
                 <w:rFonts w:ascii="Open Sans" w:hAnsi="Open Sans"/>
@@ -5100,7 +5308,6 @@
                 <w:color w:val="59595B"/>
                 <w:sz w:val="18"/>
               </w:rPr>
-              <w:t>AFFG-003-036</w:t>
             </w:r>
           </w:p>
         </w:tc>
@@ -5165,7 +5372,9 @@
             <w:tcW w:type="dxa" w:w="2340"/>
           </w:tcPr>
           <w:p>
-            <w:r/>
+            <w:r>
+              <w:t>AFFG-003-041</w:t>
+            </w:r>
             <w:r>
               <w:rPr>
                 <w:rFonts w:ascii="Open Sans" w:hAnsi="Open Sans"/>
@@ -5174,7 +5383,6 @@
                 <w:color w:val="59595B"/>
                 <w:sz w:val="18"/>
               </w:rPr>
-              <w:t>AFFG-003-037</w:t>
             </w:r>
           </w:p>
         </w:tc>
@@ -5510,7 +5718,9 @@
             <w:tcW w:type="dxa" w:w="3120"/>
           </w:tcPr>
           <w:p>
-            <w:r/>
+            <w:r>
+              <w:t>Technijian Horizon VDI, MyAudit DLP, IP whitelist, SSO/2FA gateway, Intune MDM/MAM, and managed-endpoint device compliance provide the technical safeguards behind the WSP. NIST SP 800-53: AC-3, AC-17, AC-19, IA-2(1), MP-7, SC-7, SC-8.</w:t>
+            </w:r>
             <w:r>
               <w:rPr>
                 <w:rFonts w:ascii="Open Sans" w:hAnsi="Open Sans"/>
@@ -5519,7 +5729,6 @@
                 <w:color w:val="59595B"/>
                 <w:sz w:val="18"/>
               </w:rPr>
-              <w:t>VDI isolation, DLP, MFA, CCPA-aligned incident response, 30-day customer breach notification, disposal rule, service-provider oversight</w:t>
             </w:r>
           </w:p>
         </w:tc>
@@ -5622,7 +5831,9 @@
             <w:tcW w:type="dxa" w:w="3120"/>
           </w:tcPr>
           <w:p>
-            <w:r/>
+            <w:r>
+              <w:t>Per-agent dedicated Horizon VDI VMs, individual accountability, supervisory audit trail with MyAudit UAM+DLP, monthly mobile device audit evidence. NIST SP 800-53: AU-2, AU-12, PS-4.</w:t>
+            </w:r>
             <w:r>
               <w:rPr>
                 <w:rFonts w:ascii="Open Sans" w:hAnsi="Open Sans"/>
@@ -5631,7 +5842,6 @@
                 <w:color w:val="59595B"/>
                 <w:sz w:val="18"/>
               </w:rPr>
-              <w:t>Per-agent dedicated VMs, individual accountability, supervisory audit trail with immutable retention</w:t>
             </w:r>
           </w:p>
         </w:tc>
@@ -5688,6 +5898,38 @@
                 <w:sz w:val="18"/>
               </w:rPr>
               <w:t>7-year immutable retention on V365 Backup storage, coordinated archival with AFFG’s existing email archive, eDiscovery workspace</w:t>
+            </w:r>
+          </w:p>
+        </w:tc>
+      </w:tr>
+      <w:tr>
+        <w:tc>
+          <w:tcPr>
+            <w:tcW w:type="dxa" w:w="3120"/>
+          </w:tcPr>
+          <w:p>
+            <w:r>
+              <w:t>NIST SP 800-53 (Rev 5)</w:t>
+            </w:r>
+          </w:p>
+        </w:tc>
+        <w:tc>
+          <w:tcPr>
+            <w:tcW w:type="dxa" w:w="3120"/>
+          </w:tcPr>
+          <w:p>
+            <w:r>
+              <w:t>Referenced throughout</w:t>
+            </w:r>
+          </w:p>
+        </w:tc>
+        <w:tc>
+          <w:tcPr>
+            <w:tcW w:type="dxa" w:w="3120"/>
+          </w:tcPr>
+          <w:p>
+            <w:r>
+              <w:t>AC-3, AC-17, AC-19, AU-2, AU-12, CM-8, IA-2(1), MP-5, MP-6, MP-7, SC-7, SC-8. Mapped to each design component in the control-to-citation appendix.</w:t>
             </w:r>
           </w:p>
         </w:tc>
@@ -5765,7 +6007,7 @@
           <w:color w:val="59595B"/>
           <w:sz w:val="20"/>
         </w:rPr>
-        <w:t>Live Technijian VDI environment with 11 dedicated Windows 11 personal desktops</w:t>
+        <w:t>Live Technijian Horizon VDI environment with 7 dedicated Windows 11 personal desktops</w:t>
       </w:r>
     </w:p>
     <w:p>
@@ -5829,7 +6071,7 @@
           <w:color w:val="59595B"/>
           <w:sz w:val="20"/>
         </w:rPr>
-        <w:t>My Audit UAM+DLP agents deployed across all 11 VDI desktops with 1-year retention</w:t>
+        <w:t>My Audit UAM+DLP agents deployed across all 7 Horizon VDI desktops with 1-year retention</w:t>
       </w:r>
     </w:p>
     <w:p>
@@ -5962,6 +6204,70 @@
     </w:p>
     <w:p>
       <w:pPr>
+        <w:pStyle w:val="ListBullet"/>
+        <w:spacing w:after="40"/>
+      </w:pPr>
+      <w:r>
+        <w:rPr>
+          <w:rFonts w:ascii="Open Sans" w:hAnsi="Open Sans"/>
+          <w:b w:val="0"/>
+          <w:i w:val="0"/>
+          <w:color w:val="59595B"/>
+          <w:sz w:val="20"/>
+        </w:rPr>
+        <w:t xml:space="preserve">Intune MDM/MAM enrollment with App Protection policies on all corporate mobile devices (included in E3)</w:t>
+      </w:r>
+    </w:p>
+    <w:p>
+      <w:pPr>
+        <w:pStyle w:val="ListBullet"/>
+        <w:spacing w:after="40"/>
+      </w:pPr>
+      <w:r>
+        <w:rPr>
+          <w:rFonts w:ascii="Open Sans" w:hAnsi="Open Sans"/>
+          <w:b w:val="0"/>
+          <w:i w:val="0"/>
+          <w:color w:val="59595B"/>
+          <w:sz w:val="20"/>
+        </w:rPr>
+        <w:t xml:space="preserve">Monthly mobile device audit evidence (enrolled count, compliance violations, wipe history) per FINRA 3110(c)</w:t>
+      </w:r>
+    </w:p>
+    <w:p>
+      <w:pPr>
+        <w:pStyle w:val="ListBullet"/>
+        <w:spacing w:after="40"/>
+      </w:pPr>
+      <w:r>
+        <w:rPr>
+          <w:rFonts w:ascii="Open Sans" w:hAnsi="Open Sans"/>
+          <w:b w:val="0"/>
+          <w:i w:val="0"/>
+          <w:color w:val="59595B"/>
+          <w:sz w:val="20"/>
+        </w:rPr>
+        <w:t xml:space="preserve">SSO/2FA gateway enforcing logged MFA on custodian bank portals and all non-M365 regulated systems</w:t>
+      </w:r>
+    </w:p>
+    <w:p>
+      <w:pPr>
+        <w:pStyle w:val="ListBullet"/>
+        <w:spacing w:after="40"/>
+      </w:pPr>
+      <w:r>
+        <w:rPr>
+          <w:rFonts w:ascii="Open Sans" w:hAnsi="Open Sans"/>
+          <w:b w:val="0"/>
+          <w:i w:val="0"/>
+          <w:color w:val="59595B"/>
+          <w:sz w:val="20"/>
+        </w:rPr>
+        <w:t xml:space="preserve">Managed-endpoint device compliance policies (four-factor access boundary: user + MFA + office-IP + managed device)</w:t>
+      </w:r>
+    </w:p>
+    <w:p>
+      <w:pPr>
         <w:spacing w:after="80"/>
       </w:pPr>
     </w:p>
@@ -6031,7 +6337,7 @@
           <w:color w:val="59595B"/>
           <w:sz w:val="20"/>
         </w:rPr>
-        <w:t>Labor for this SOW is billed at the hourly (not contracted) rates shown below. Total estimated labor is 135 hours at $12,795.00.</w:t>
+        <w:t>Labor for this SOW is billed at the hourly (not contracted) rates shown below. Total estimated labor is 128 hours at $12,165.00.</w:t>
       </w:r>
     </w:p>
     <w:p>
@@ -6179,7 +6485,9 @@
             <w:tcW w:type="dxa" w:w="2340"/>
           </w:tcPr>
           <w:p>
-            <w:r/>
+            <w:r>
+              <w:t>61</w:t>
+            </w:r>
             <w:r>
               <w:rPr>
                 <w:rFonts w:ascii="Open Sans" w:hAnsi="Open Sans"/>
@@ -6188,7 +6496,6 @@
                 <w:color w:val="59595B"/>
                 <w:sz w:val="18"/>
               </w:rPr>
-              <w:t>64</w:t>
             </w:r>
           </w:p>
         </w:tc>
@@ -6197,7 +6504,9 @@
             <w:tcW w:type="dxa" w:w="2340"/>
           </w:tcPr>
           <w:p>
-            <w:r/>
+            <w:r>
+              <w:t>$9,150.00</w:t>
+            </w:r>
             <w:r>
               <w:rPr>
                 <w:rFonts w:ascii="Open Sans" w:hAnsi="Open Sans"/>
@@ -6206,7 +6515,6 @@
                 <w:color w:val="59595B"/>
                 <w:sz w:val="18"/>
               </w:rPr>
-              <w:t>$9,600.00</w:t>
             </w:r>
           </w:p>
         </w:tc>
@@ -6253,7 +6561,9 @@
             <w:tcW w:type="dxa" w:w="2340"/>
           </w:tcPr>
           <w:p>
-            <w:r/>
+            <w:r>
+              <w:t>67</w:t>
+            </w:r>
             <w:r>
               <w:rPr>
                 <w:rFonts w:ascii="Open Sans" w:hAnsi="Open Sans"/>
@@ -6262,7 +6572,6 @@
                 <w:color w:val="59595B"/>
                 <w:sz w:val="18"/>
               </w:rPr>
-              <w:t>71</w:t>
             </w:r>
           </w:p>
         </w:tc>
@@ -6271,7 +6580,9 @@
             <w:tcW w:type="dxa" w:w="2340"/>
           </w:tcPr>
           <w:p>
-            <w:r/>
+            <w:r>
+              <w:t>$3,015.00</w:t>
+            </w:r>
             <w:r>
               <w:rPr>
                 <w:rFonts w:ascii="Open Sans" w:hAnsi="Open Sans"/>
@@ -6280,7 +6591,6 @@
                 <w:color w:val="59595B"/>
                 <w:sz w:val="18"/>
               </w:rPr>
-              <w:t>$3,195.00</w:t>
             </w:r>
           </w:p>
         </w:tc>
@@ -6329,7 +6639,9 @@
             <w:shd w:fill="F8F9FA" w:val="clear"/>
           </w:tcPr>
           <w:p>
-            <w:r/>
+            <w:r>
+              <w:t>128 hrs</w:t>
+            </w:r>
             <w:r>
               <w:rPr>
                 <w:rFonts w:ascii="Open Sans" w:hAnsi="Open Sans"/>
@@ -6338,7 +6650,6 @@
                 <w:color w:val="1A1A2E"/>
                 <w:sz w:val="18"/>
               </w:rPr>
-              <w:t>135 hrs</w:t>
             </w:r>
           </w:p>
         </w:tc>
@@ -6348,7 +6659,9 @@
             <w:shd w:fill="F8F9FA" w:val="clear"/>
           </w:tcPr>
           <w:p>
-            <w:r/>
+            <w:r>
+              <w:t>$12,165.00</w:t>
+            </w:r>
             <w:r>
               <w:rPr>
                 <w:rFonts w:ascii="Open Sans" w:hAnsi="Open Sans"/>
@@ -6357,7 +6670,6 @@
                 <w:color w:val="1A1A2E"/>
                 <w:sz w:val="18"/>
               </w:rPr>
-              <w:t>$12,795.00</w:t>
             </w:r>
           </w:p>
         </w:tc>
@@ -6405,7 +6717,7 @@
           <w:color w:val="59595B"/>
           <w:sz w:val="20"/>
         </w:rPr>
-        <w:t>50% ($6,397.50) due upon SOW execution</w:t>
+        <w:t>50% ($6,082.50) due upon SOW execution</w:t>
       </w:r>
     </w:p>
     <w:p>
@@ -6421,7 +6733,7 @@
           <w:color w:val="59595B"/>
           <w:sz w:val="20"/>
         </w:rPr>
-        <w:t>25% ($3,198.75) upon Phase 4 completion (V365 Backup operational)</w:t>
+        <w:t>25% ($3,041.25) upon Phase 4 completion (V365 Backup operational)</w:t>
       </w:r>
     </w:p>
     <w:p>
@@ -6437,7 +6749,7 @@
           <w:color w:val="59595B"/>
           <w:sz w:val="20"/>
         </w:rPr>
-        <w:t>25% ($3,198.75) upon Phase 7 delivery (compliance docs accepted)</w:t>
+        <w:t>25% ($3,041.25) upon Phase 7 delivery (compliance docs accepted)</w:t>
       </w:r>
     </w:p>
     <w:p>
@@ -6576,7 +6888,7 @@
           <w:color w:val="59595B"/>
           <w:sz w:val="20"/>
         </w:rPr>
-        <w:t>The 11 named AFFG agents are available for VDI onboarding and training sessions during Weeks 3–4.</w:t>
+        <w:t>The 7 in-scope AFFG agents are available for Horizon VDI onboarding and training sessions during Weeks 3–4.</w:t>
       </w:r>
     </w:p>
     <w:p>
@@ -6593,6 +6905,22 @@
           <w:sz w:val="20"/>
         </w:rPr>
         <w:t>Coordination with third-party vendors (Schwab, Interactive Brokers, AFFG’s email archiver) proceeds on the standard timelines of those vendors; Technijian’s performance dates assume reasonable vendor responsiveness.</w:t>
+      </w:r>
+    </w:p>
+    <w:p>
+      <w:pPr>
+        <w:pStyle w:val="ListBullet"/>
+        <w:spacing w:after="40"/>
+      </w:pPr>
+      <w:r>
+        <w:rPr>
+          <w:rFonts w:ascii="Open Sans" w:hAnsi="Open Sans"/>
+          <w:b w:val="0"/>
+          <w:i w:val="0"/>
+          <w:color w:val="59595B"/>
+          <w:sz w:val="20"/>
+        </w:rPr>
+        <w:t xml:space="preserve">Corporate mobile devices (phones with M365 email or OneDrive) are available for Intune MDM enrollment; personal devices may be blocked from M365 apps per the App Protection policy.</w:t>
       </w:r>
     </w:p>
     <w:p>
@@ -6699,7 +7027,7 @@
           <w:color w:val="59595B"/>
           <w:sz w:val="20"/>
         </w:rPr>
-        <w:t>Third-party public cloud consumption costs (all Technijian VDI resources are provisioned within Technijian’s private cloud and billed via Schedule A, Part 1).</w:t>
+        <w:t>Third-party public cloud consumption costs (all Technijian Horizon VDI resources are provisioned within Technijian’s private cloud and billed via Schedule A, Part 1).</w:t>
       </w:r>
     </w:p>
     <w:p>
@@ -6805,7 +7133,4162 @@
           <w:color w:val="59595B"/>
           <w:sz w:val="20"/>
         </w:rPr>
-        <w:t>Upon completion of this SOW, AFFG is billed the ongoing recurring charges set forth in Schedule A of MSA-AFFG-2026 ($6,922.35/month). The $12,795.00 price of this SOW is a one-time implementation fee and is separate from the Schedule A monthly charges. The recurring Schedule A charges cover the VDI environment, endpoint security on VDI, all-user services, domain/site/IP services, shared storage, and Virtual Staff Support (unchanged from the prior Monthly Service Agreement).</w:t>
+        <w:t>Upon completion of this SOW, AFFG is billed the ongoing recurring charges set forth in Schedule A of MSA-AFFG-2026. The $12,165.00 price of this SOW is a one-time implementation fee and is separate from the Schedule A monthly charges. The tables below compare the current signed monthly contract (DocuSign Envelope F3CDFC05, effective 3/11/2026) against the proposed monthly charges after the SOW is implemented.</w:t>
+      </w:r>
+    </w:p>
+    <w:p>
+      <w:r>
+        <w:rPr>
+          <w:rFonts w:ascii="Calibri" w:hAnsi="Calibri"/>
+          <w:b/>
+          <w:sz w:val="20"/>
+        </w:rPr>
+        <w:t>Current vs. Proposed Monthly Recurring Charges</w:t>
+      </w:r>
+    </w:p>
+    <w:tbl>
+      <w:tblPr>
+        <w:tblW w:type="auto" w:w="0"/>
+        <w:jc w:val="center"/>
+        <w:tblLook w:firstColumn="1" w:firstRow="1" w:lastColumn="0" w:lastRow="0" w:noHBand="0" w:noVBand="1" w:val="04A0"/>
+        <w:tblBorders>
+          <w:top w:val="single" w:sz="4" w:space="0" w:color="999999"/>
+          <w:left w:val="single" w:sz="4" w:space="0" w:color="999999"/>
+          <w:bottom w:val="single" w:sz="4" w:space="0" w:color="999999"/>
+          <w:right w:val="single" w:sz="4" w:space="0" w:color="999999"/>
+          <w:insideH w:val="single" w:sz="4" w:space="0" w:color="999999"/>
+          <w:insideV w:val="single" w:sz="4" w:space="0" w:color="999999"/>
+        </w:tblBorders>
+      </w:tblPr>
+      <w:tblGrid>
+        <w:gridCol w:w="2340"/>
+        <w:gridCol w:w="2340"/>
+        <w:gridCol w:w="2340"/>
+        <w:gridCol w:w="2340"/>
+      </w:tblGrid>
+      <w:tr>
+        <w:tc>
+          <w:tcPr>
+            <w:tcW w:type="dxa" w:w="2340"/>
+            <w:shd w:val="clear" w:color="auto" w:fill="006DB6"/>
+          </w:tcPr>
+          <w:p>
+            <w:r/>
+            <w:r>
+              <w:rPr>
+                <w:rFonts w:ascii="Calibri" w:hAnsi="Calibri"/>
+                <w:b/>
+                <w:color w:val="FFFFFF"/>
+                <w:sz w:val="18"/>
+              </w:rPr>
+              <w:t>Category</w:t>
+            </w:r>
+          </w:p>
+        </w:tc>
+        <w:tc>
+          <w:tcPr>
+            <w:tcW w:type="dxa" w:w="2340"/>
+            <w:shd w:val="clear" w:color="auto" w:fill="006DB6"/>
+          </w:tcPr>
+          <w:p>
+            <w:pPr>
+              <w:jc w:val="center"/>
+            </w:pPr>
+            <w:r/>
+            <w:r>
+              <w:rPr>
+                <w:rFonts w:ascii="Calibri" w:hAnsi="Calibri"/>
+                <w:b/>
+                <w:color w:val="FFFFFF"/>
+                <w:sz w:val="18"/>
+              </w:rPr>
+              <w:t>Current Monthly</w:t>
+            </w:r>
+          </w:p>
+        </w:tc>
+        <w:tc>
+          <w:tcPr>
+            <w:tcW w:type="dxa" w:w="2340"/>
+            <w:shd w:val="clear" w:color="auto" w:fill="006DB6"/>
+          </w:tcPr>
+          <w:p>
+            <w:pPr>
+              <w:jc w:val="center"/>
+            </w:pPr>
+            <w:r/>
+            <w:r>
+              <w:rPr>
+                <w:rFonts w:ascii="Calibri" w:hAnsi="Calibri"/>
+                <w:b/>
+                <w:color w:val="FFFFFF"/>
+                <w:sz w:val="18"/>
+              </w:rPr>
+              <w:t>Proposed Monthly</w:t>
+            </w:r>
+          </w:p>
+        </w:tc>
+        <w:tc>
+          <w:tcPr>
+            <w:tcW w:type="dxa" w:w="2340"/>
+            <w:shd w:val="clear" w:color="auto" w:fill="006DB6"/>
+          </w:tcPr>
+          <w:p>
+            <w:pPr>
+              <w:jc w:val="center"/>
+            </w:pPr>
+            <w:r/>
+            <w:r>
+              <w:rPr>
+                <w:rFonts w:ascii="Calibri" w:hAnsi="Calibri"/>
+                <w:b/>
+                <w:color w:val="FFFFFF"/>
+                <w:sz w:val="18"/>
+              </w:rPr>
+              <w:t>Change</w:t>
+            </w:r>
+          </w:p>
+        </w:tc>
+      </w:tr>
+      <w:tr>
+        <w:tc>
+          <w:tcPr>
+            <w:tcW w:type="dxa" w:w="2340"/>
+          </w:tcPr>
+          <w:p>
+            <w:r/>
+            <w:r>
+              <w:rPr>
+                <w:rFonts w:ascii="Calibri" w:hAnsi="Calibri"/>
+                <w:sz w:val="18"/>
+              </w:rPr>
+              <w:t>Physical Desktops (16 → 9)</w:t>
+            </w:r>
+          </w:p>
+        </w:tc>
+        <w:tc>
+          <w:tcPr>
+            <w:tcW w:type="dxa" w:w="2340"/>
+          </w:tcPr>
+          <w:p>
+            <w:pPr>
+              <w:jc w:val="right"/>
+            </w:pPr>
+            <w:r/>
+            <w:r>
+              <w:rPr>
+                <w:rFonts w:ascii="Calibri" w:hAnsi="Calibri"/>
+                <w:sz w:val="18"/>
+              </w:rPr>
+              <w:t>$424.00</w:t>
+            </w:r>
+          </w:p>
+        </w:tc>
+        <w:tc>
+          <w:tcPr>
+            <w:tcW w:type="dxa" w:w="2340"/>
+          </w:tcPr>
+          <w:p>
+            <w:pPr>
+              <w:jc w:val="right"/>
+            </w:pPr>
+            <w:r/>
+            <w:r>
+              <w:rPr>
+                <w:rFonts w:ascii="Calibri" w:hAnsi="Calibri"/>
+                <w:sz w:val="18"/>
+              </w:rPr>
+              <w:t>$238.50</w:t>
+            </w:r>
+          </w:p>
+        </w:tc>
+        <w:tc>
+          <w:tcPr>
+            <w:tcW w:type="dxa" w:w="2340"/>
+          </w:tcPr>
+          <w:p>
+            <w:pPr>
+              <w:jc w:val="right"/>
+            </w:pPr>
+            <w:r/>
+            <w:r>
+              <w:rPr>
+                <w:rFonts w:ascii="Calibri" w:hAnsi="Calibri"/>
+                <w:sz w:val="18"/>
+              </w:rPr>
+              <w:t>–$185.50</w:t>
+            </w:r>
+          </w:p>
+        </w:tc>
+      </w:tr>
+      <w:tr>
+        <w:tc>
+          <w:tcPr>
+            <w:tcW w:type="dxa" w:w="2340"/>
+          </w:tcPr>
+          <w:p>
+            <w:r/>
+            <w:r>
+              <w:rPr>
+                <w:rFonts w:ascii="Calibri" w:hAnsi="Calibri"/>
+                <w:sz w:val="18"/>
+              </w:rPr>
+              <w:t>Horizon VDI Workstations (7 agents)</w:t>
+            </w:r>
+          </w:p>
+        </w:tc>
+        <w:tc>
+          <w:tcPr>
+            <w:tcW w:type="dxa" w:w="2340"/>
+          </w:tcPr>
+          <w:p>
+            <w:pPr>
+              <w:jc w:val="right"/>
+            </w:pPr>
+            <w:r/>
+            <w:r>
+              <w:rPr>
+                <w:rFonts w:ascii="Calibri" w:hAnsi="Calibri"/>
+                <w:sz w:val="18"/>
+              </w:rPr>
+              <w:t>—</w:t>
+            </w:r>
+          </w:p>
+        </w:tc>
+        <w:tc>
+          <w:tcPr>
+            <w:tcW w:type="dxa" w:w="2340"/>
+          </w:tcPr>
+          <w:p>
+            <w:pPr>
+              <w:jc w:val="right"/>
+            </w:pPr>
+            <w:r/>
+            <w:r>
+              <w:rPr>
+                <w:rFonts w:ascii="Calibri" w:hAnsi="Calibri"/>
+                <w:sz w:val="18"/>
+              </w:rPr>
+              <w:t>$2,433.20</w:t>
+            </w:r>
+          </w:p>
+        </w:tc>
+        <w:tc>
+          <w:tcPr>
+            <w:tcW w:type="dxa" w:w="2340"/>
+          </w:tcPr>
+          <w:p>
+            <w:pPr>
+              <w:jc w:val="right"/>
+            </w:pPr>
+            <w:r/>
+            <w:r>
+              <w:rPr>
+                <w:rFonts w:ascii="Calibri" w:hAnsi="Calibri"/>
+                <w:sz w:val="18"/>
+              </w:rPr>
+              <w:t>+$2,433.20</w:t>
+            </w:r>
+          </w:p>
+        </w:tc>
+      </w:tr>
+      <w:tr>
+        <w:tc>
+          <w:tcPr>
+            <w:tcW w:type="dxa" w:w="2340"/>
+          </w:tcPr>
+          <w:p>
+            <w:r/>
+            <w:r>
+              <w:rPr>
+                <w:rFonts w:ascii="Calibri" w:hAnsi="Calibri"/>
+                <w:sz w:val="18"/>
+              </w:rPr>
+              <w:t>All-User Services (31 M365 users)</w:t>
+            </w:r>
+          </w:p>
+        </w:tc>
+        <w:tc>
+          <w:tcPr>
+            <w:tcW w:type="dxa" w:w="2340"/>
+          </w:tcPr>
+          <w:p>
+            <w:pPr>
+              <w:jc w:val="right"/>
+            </w:pPr>
+            <w:r/>
+            <w:r>
+              <w:rPr>
+                <w:rFonts w:ascii="Calibri" w:hAnsi="Calibri"/>
+                <w:sz w:val="18"/>
+              </w:rPr>
+              <w:t>$263.50</w:t>
+            </w:r>
+          </w:p>
+        </w:tc>
+        <w:tc>
+          <w:tcPr>
+            <w:tcW w:type="dxa" w:w="2340"/>
+          </w:tcPr>
+          <w:p>
+            <w:pPr>
+              <w:jc w:val="right"/>
+            </w:pPr>
+            <w:r/>
+            <w:r>
+              <w:rPr>
+                <w:rFonts w:ascii="Calibri" w:hAnsi="Calibri"/>
+                <w:sz w:val="18"/>
+              </w:rPr>
+              <w:t>$441.75</w:t>
+            </w:r>
+          </w:p>
+        </w:tc>
+        <w:tc>
+          <w:tcPr>
+            <w:tcW w:type="dxa" w:w="2340"/>
+          </w:tcPr>
+          <w:p>
+            <w:pPr>
+              <w:jc w:val="right"/>
+            </w:pPr>
+            <w:r/>
+            <w:r>
+              <w:rPr>
+                <w:rFonts w:ascii="Calibri" w:hAnsi="Calibri"/>
+                <w:sz w:val="18"/>
+              </w:rPr>
+              <w:t>+$178.25</w:t>
+            </w:r>
+          </w:p>
+        </w:tc>
+      </w:tr>
+      <w:tr>
+        <w:tc>
+          <w:tcPr>
+            <w:tcW w:type="dxa" w:w="2340"/>
+          </w:tcPr>
+          <w:p>
+            <w:r/>
+            <w:r>
+              <w:rPr>
+                <w:rFonts w:ascii="Calibri" w:hAnsi="Calibri"/>
+                <w:sz w:val="18"/>
+              </w:rPr>
+              <w:t>Domain / Site / IP Services</w:t>
+            </w:r>
+          </w:p>
+        </w:tc>
+        <w:tc>
+          <w:tcPr>
+            <w:tcW w:type="dxa" w:w="2340"/>
+          </w:tcPr>
+          <w:p>
+            <w:pPr>
+              <w:jc w:val="right"/>
+            </w:pPr>
+            <w:r/>
+            <w:r>
+              <w:rPr>
+                <w:rFonts w:ascii="Calibri" w:hAnsi="Calibri"/>
+                <w:sz w:val="18"/>
+              </w:rPr>
+              <w:t>$112.00</w:t>
+            </w:r>
+          </w:p>
+        </w:tc>
+        <w:tc>
+          <w:tcPr>
+            <w:tcW w:type="dxa" w:w="2340"/>
+          </w:tcPr>
+          <w:p>
+            <w:pPr>
+              <w:jc w:val="right"/>
+            </w:pPr>
+            <w:r/>
+            <w:r>
+              <w:rPr>
+                <w:rFonts w:ascii="Calibri" w:hAnsi="Calibri"/>
+                <w:sz w:val="18"/>
+              </w:rPr>
+              <w:t>$162.00</w:t>
+            </w:r>
+          </w:p>
+        </w:tc>
+        <w:tc>
+          <w:tcPr>
+            <w:tcW w:type="dxa" w:w="2340"/>
+          </w:tcPr>
+          <w:p>
+            <w:pPr>
+              <w:jc w:val="right"/>
+            </w:pPr>
+            <w:r/>
+            <w:r>
+              <w:rPr>
+                <w:rFonts w:ascii="Calibri" w:hAnsi="Calibri"/>
+                <w:sz w:val="18"/>
+              </w:rPr>
+              <w:t>+$50.00</w:t>
+            </w:r>
+          </w:p>
+        </w:tc>
+      </w:tr>
+      <w:tr>
+        <w:tc>
+          <w:tcPr>
+            <w:tcW w:type="dxa" w:w="2340"/>
+          </w:tcPr>
+          <w:p>
+            <w:r/>
+            <w:r>
+              <w:rPr>
+                <w:rFonts w:ascii="Calibri" w:hAnsi="Calibri"/>
+                <w:sz w:val="18"/>
+              </w:rPr>
+              <w:t>Shared Storage (4 TB)</w:t>
+            </w:r>
+          </w:p>
+        </w:tc>
+        <w:tc>
+          <w:tcPr>
+            <w:tcW w:type="dxa" w:w="2340"/>
+          </w:tcPr>
+          <w:p>
+            <w:pPr>
+              <w:jc w:val="right"/>
+            </w:pPr>
+            <w:r/>
+            <w:r>
+              <w:rPr>
+                <w:rFonts w:ascii="Calibri" w:hAnsi="Calibri"/>
+                <w:sz w:val="18"/>
+              </w:rPr>
+              <w:t>—</w:t>
+            </w:r>
+          </w:p>
+        </w:tc>
+        <w:tc>
+          <w:tcPr>
+            <w:tcW w:type="dxa" w:w="2340"/>
+          </w:tcPr>
+          <w:p>
+            <w:pPr>
+              <w:jc w:val="right"/>
+            </w:pPr>
+            <w:r/>
+            <w:r>
+              <w:rPr>
+                <w:rFonts w:ascii="Calibri" w:hAnsi="Calibri"/>
+                <w:sz w:val="18"/>
+              </w:rPr>
+              <w:t>$500.00</w:t>
+            </w:r>
+          </w:p>
+        </w:tc>
+        <w:tc>
+          <w:tcPr>
+            <w:tcW w:type="dxa" w:w="2340"/>
+          </w:tcPr>
+          <w:p>
+            <w:pPr>
+              <w:jc w:val="right"/>
+            </w:pPr>
+            <w:r/>
+            <w:r>
+              <w:rPr>
+                <w:rFonts w:ascii="Calibri" w:hAnsi="Calibri"/>
+                <w:sz w:val="18"/>
+              </w:rPr>
+              <w:t>+$500.00</w:t>
+            </w:r>
+          </w:p>
+        </w:tc>
+      </w:tr>
+      <w:tr>
+        <w:tc>
+          <w:tcPr>
+            <w:tcW w:type="dxa" w:w="2340"/>
+          </w:tcPr>
+          <w:p>
+            <w:r/>
+            <w:r>
+              <w:rPr>
+                <w:rFonts w:ascii="Calibri" w:hAnsi="Calibri"/>
+                <w:sz w:val="18"/>
+              </w:rPr>
+              <w:t>Virtual Staff Support (unchanged)</w:t>
+            </w:r>
+          </w:p>
+        </w:tc>
+        <w:tc>
+          <w:tcPr>
+            <w:tcW w:type="dxa" w:w="2340"/>
+          </w:tcPr>
+          <w:p>
+            <w:pPr>
+              <w:jc w:val="right"/>
+            </w:pPr>
+            <w:r/>
+            <w:r>
+              <w:rPr>
+                <w:rFonts w:ascii="Calibri" w:hAnsi="Calibri"/>
+                <w:sz w:val="18"/>
+              </w:rPr>
+              <w:t>$1,995.00</w:t>
+            </w:r>
+          </w:p>
+        </w:tc>
+        <w:tc>
+          <w:tcPr>
+            <w:tcW w:type="dxa" w:w="2340"/>
+          </w:tcPr>
+          <w:p>
+            <w:pPr>
+              <w:jc w:val="right"/>
+            </w:pPr>
+            <w:r/>
+            <w:r>
+              <w:rPr>
+                <w:rFonts w:ascii="Calibri" w:hAnsi="Calibri"/>
+                <w:sz w:val="18"/>
+              </w:rPr>
+              <w:t>$1,995.00</w:t>
+            </w:r>
+          </w:p>
+        </w:tc>
+        <w:tc>
+          <w:tcPr>
+            <w:tcW w:type="dxa" w:w="2340"/>
+          </w:tcPr>
+          <w:p>
+            <w:pPr>
+              <w:jc w:val="right"/>
+            </w:pPr>
+            <w:r/>
+            <w:r>
+              <w:rPr>
+                <w:rFonts w:ascii="Calibri" w:hAnsi="Calibri"/>
+                <w:sz w:val="18"/>
+              </w:rPr>
+              <w:t>$0.00</w:t>
+            </w:r>
+          </w:p>
+        </w:tc>
+      </w:tr>
+      <w:tr>
+        <w:tc>
+          <w:tcPr>
+            <w:tcW w:type="dxa" w:w="2340"/>
+          </w:tcPr>
+          <w:p>
+            <w:r/>
+            <w:r>
+              <w:rPr>
+                <w:rFonts w:ascii="Calibri" w:hAnsi="Calibri"/>
+                <w:b/>
+                <w:sz w:val="18"/>
+              </w:rPr>
+              <w:t>TOTAL MONTHLY</w:t>
+            </w:r>
+          </w:p>
+        </w:tc>
+        <w:tc>
+          <w:tcPr>
+            <w:tcW w:type="dxa" w:w="2340"/>
+          </w:tcPr>
+          <w:p>
+            <w:pPr>
+              <w:jc w:val="right"/>
+            </w:pPr>
+            <w:r/>
+            <w:r>
+              <w:rPr>
+                <w:rFonts w:ascii="Calibri" w:hAnsi="Calibri"/>
+                <w:b/>
+                <w:sz w:val="18"/>
+              </w:rPr>
+              <w:t>$2,794.50</w:t>
+            </w:r>
+          </w:p>
+        </w:tc>
+        <w:tc>
+          <w:tcPr>
+            <w:tcW w:type="dxa" w:w="2340"/>
+          </w:tcPr>
+          <w:p>
+            <w:pPr>
+              <w:jc w:val="right"/>
+            </w:pPr>
+            <w:r/>
+            <w:r>
+              <w:rPr>
+                <w:rFonts w:ascii="Calibri" w:hAnsi="Calibri"/>
+                <w:b/>
+                <w:sz w:val="18"/>
+              </w:rPr>
+              <w:t>$5,770.45</w:t>
+            </w:r>
+          </w:p>
+        </w:tc>
+        <w:tc>
+          <w:tcPr>
+            <w:tcW w:type="dxa" w:w="2340"/>
+          </w:tcPr>
+          <w:p>
+            <w:pPr>
+              <w:jc w:val="right"/>
+            </w:pPr>
+            <w:r/>
+            <w:r>
+              <w:rPr>
+                <w:rFonts w:ascii="Calibri" w:hAnsi="Calibri"/>
+                <w:b/>
+                <w:sz w:val="18"/>
+              </w:rPr>
+              <w:t>+$2,975.95</w:t>
+            </w:r>
+          </w:p>
+        </w:tc>
+      </w:tr>
+    </w:tbl>
+    <w:p/>
+    <w:p>
+      <w:r>
+        <w:rPr>
+          <w:rFonts w:ascii="Calibri" w:hAnsi="Calibri"/>
+          <w:b/>
+          <w:sz w:val="20"/>
+        </w:rPr>
+        <w:t>Proposed Monthly Service Detail</w:t>
+      </w:r>
+    </w:p>
+    <w:tbl>
+      <w:tblPr>
+        <w:tblW w:type="auto" w:w="0"/>
+        <w:jc w:val="center"/>
+        <w:tblLook w:firstColumn="1" w:firstRow="1" w:lastColumn="0" w:lastRow="0" w:noHBand="0" w:noVBand="1" w:val="04A0"/>
+        <w:tblBorders>
+          <w:top w:val="single" w:sz="4" w:space="0" w:color="999999"/>
+          <w:left w:val="single" w:sz="4" w:space="0" w:color="999999"/>
+          <w:bottom w:val="single" w:sz="4" w:space="0" w:color="999999"/>
+          <w:right w:val="single" w:sz="4" w:space="0" w:color="999999"/>
+          <w:insideH w:val="single" w:sz="4" w:space="0" w:color="999999"/>
+          <w:insideV w:val="single" w:sz="4" w:space="0" w:color="999999"/>
+        </w:tblBorders>
+      </w:tblPr>
+      <w:tblGrid>
+        <w:gridCol w:w="1872"/>
+        <w:gridCol w:w="1872"/>
+        <w:gridCol w:w="1872"/>
+        <w:gridCol w:w="1872"/>
+        <w:gridCol w:w="1872"/>
+      </w:tblGrid>
+      <w:tr>
+        <w:tc>
+          <w:tcPr>
+            <w:tcW w:type="dxa" w:w="1872"/>
+            <w:shd w:val="clear" w:color="auto" w:fill="006DB6"/>
+          </w:tcPr>
+          <w:p>
+            <w:r/>
+            <w:r>
+              <w:rPr>
+                <w:rFonts w:ascii="Calibri" w:hAnsi="Calibri"/>
+                <w:b/>
+                <w:color w:val="FFFFFF"/>
+                <w:sz w:val="18"/>
+              </w:rPr>
+              <w:t>Service</w:t>
+            </w:r>
+          </w:p>
+        </w:tc>
+        <w:tc>
+          <w:tcPr>
+            <w:tcW w:type="dxa" w:w="1872"/>
+            <w:shd w:val="clear" w:color="auto" w:fill="006DB6"/>
+          </w:tcPr>
+          <w:p>
+            <w:pPr>
+              <w:jc w:val="center"/>
+            </w:pPr>
+            <w:r/>
+            <w:r>
+              <w:rPr>
+                <w:rFonts w:ascii="Calibri" w:hAnsi="Calibri"/>
+                <w:b/>
+                <w:color w:val="FFFFFF"/>
+                <w:sz w:val="18"/>
+              </w:rPr>
+              <w:t>Code</w:t>
+            </w:r>
+          </w:p>
+        </w:tc>
+        <w:tc>
+          <w:tcPr>
+            <w:tcW w:type="dxa" w:w="1872"/>
+            <w:shd w:val="clear" w:color="auto" w:fill="006DB6"/>
+          </w:tcPr>
+          <w:p>
+            <w:pPr>
+              <w:jc w:val="center"/>
+            </w:pPr>
+            <w:r/>
+            <w:r>
+              <w:rPr>
+                <w:rFonts w:ascii="Calibri" w:hAnsi="Calibri"/>
+                <w:b/>
+                <w:color w:val="FFFFFF"/>
+                <w:sz w:val="18"/>
+              </w:rPr>
+              <w:t>Qty</w:t>
+            </w:r>
+          </w:p>
+        </w:tc>
+        <w:tc>
+          <w:tcPr>
+            <w:tcW w:type="dxa" w:w="1872"/>
+            <w:shd w:val="clear" w:color="auto" w:fill="006DB6"/>
+          </w:tcPr>
+          <w:p>
+            <w:pPr>
+              <w:jc w:val="center"/>
+            </w:pPr>
+            <w:r/>
+            <w:r>
+              <w:rPr>
+                <w:rFonts w:ascii="Calibri" w:hAnsi="Calibri"/>
+                <w:b/>
+                <w:color w:val="FFFFFF"/>
+                <w:sz w:val="18"/>
+              </w:rPr>
+              <w:t>Unit Price</w:t>
+            </w:r>
+          </w:p>
+        </w:tc>
+        <w:tc>
+          <w:tcPr>
+            <w:tcW w:type="dxa" w:w="1872"/>
+            <w:shd w:val="clear" w:color="auto" w:fill="006DB6"/>
+          </w:tcPr>
+          <w:p>
+            <w:pPr>
+              <w:jc w:val="center"/>
+            </w:pPr>
+            <w:r/>
+            <w:r>
+              <w:rPr>
+                <w:rFonts w:ascii="Calibri" w:hAnsi="Calibri"/>
+                <w:b/>
+                <w:color w:val="FFFFFF"/>
+                <w:sz w:val="18"/>
+              </w:rPr>
+              <w:t>Monthly</w:t>
+            </w:r>
+          </w:p>
+        </w:tc>
+      </w:tr>
+      <w:tr>
+        <w:tc>
+          <w:tcPr>
+            <w:tcW w:type="dxa" w:w="1872"/>
+            <w:shd w:val="clear" w:color="auto" w:fill="F0F0F0"/>
+          </w:tcPr>
+          <w:p>
+            <w:r/>
+            <w:r>
+              <w:rPr>
+                <w:rFonts w:ascii="Calibri" w:hAnsi="Calibri"/>
+                <w:b/>
+                <w:color w:val="006DB6"/>
+                <w:sz w:val="16"/>
+              </w:rPr>
+              <w:t>HORIZON VDI WORKSTATIONS (7 AGENTS)</w:t>
+            </w:r>
+          </w:p>
+        </w:tc>
+        <w:tc>
+          <w:tcPr>
+            <w:tcW w:type="dxa" w:w="1872"/>
+            <w:shd w:val="clear" w:color="auto" w:fill="F0F0F0"/>
+          </w:tcPr>
+          <w:p>
+            <w:r/>
+            <w:r>
+              <w:rPr>
+                <w:rFonts w:ascii="Calibri" w:hAnsi="Calibri"/>
+                <w:sz w:val="18"/>
+              </w:rPr>
+            </w:r>
+          </w:p>
+        </w:tc>
+        <w:tc>
+          <w:tcPr>
+            <w:tcW w:type="dxa" w:w="1872"/>
+            <w:shd w:val="clear" w:color="auto" w:fill="F0F0F0"/>
+          </w:tcPr>
+          <w:p>
+            <w:r/>
+            <w:r>
+              <w:rPr>
+                <w:rFonts w:ascii="Calibri" w:hAnsi="Calibri"/>
+                <w:sz w:val="18"/>
+              </w:rPr>
+            </w:r>
+          </w:p>
+        </w:tc>
+        <w:tc>
+          <w:tcPr>
+            <w:tcW w:type="dxa" w:w="1872"/>
+            <w:shd w:val="clear" w:color="auto" w:fill="F0F0F0"/>
+          </w:tcPr>
+          <w:p>
+            <w:r/>
+            <w:r>
+              <w:rPr>
+                <w:rFonts w:ascii="Calibri" w:hAnsi="Calibri"/>
+                <w:sz w:val="18"/>
+              </w:rPr>
+            </w:r>
+          </w:p>
+        </w:tc>
+        <w:tc>
+          <w:tcPr>
+            <w:tcW w:type="dxa" w:w="1872"/>
+            <w:shd w:val="clear" w:color="auto" w:fill="F0F0F0"/>
+          </w:tcPr>
+          <w:p>
+            <w:r/>
+            <w:r>
+              <w:rPr>
+                <w:rFonts w:ascii="Calibri" w:hAnsi="Calibri"/>
+                <w:sz w:val="18"/>
+              </w:rPr>
+            </w:r>
+          </w:p>
+        </w:tc>
+      </w:tr>
+      <w:tr>
+        <w:tc>
+          <w:tcPr>
+            <w:tcW w:type="dxa" w:w="1872"/>
+          </w:tcPr>
+          <w:p>
+            <w:r/>
+            <w:r>
+              <w:rPr>
+                <w:rFonts w:ascii="Calibri" w:hAnsi="Calibri"/>
+                <w:sz w:val="18"/>
+              </w:rPr>
+              <w:t>VDI VM (4 vCore / 16 GB / 100 GB)</w:t>
+            </w:r>
+          </w:p>
+        </w:tc>
+        <w:tc>
+          <w:tcPr>
+            <w:tcW w:type="dxa" w:w="1872"/>
+          </w:tcPr>
+          <w:p>
+            <w:pPr>
+              <w:jc w:val="right"/>
+            </w:pPr>
+            <w:r/>
+            <w:r>
+              <w:rPr>
+                <w:rFonts w:ascii="Calibri" w:hAnsi="Calibri"/>
+                <w:sz w:val="18"/>
+              </w:rPr>
+              <w:t>MYVDI+VM</w:t>
+            </w:r>
+          </w:p>
+        </w:tc>
+        <w:tc>
+          <w:tcPr>
+            <w:tcW w:type="dxa" w:w="1872"/>
+          </w:tcPr>
+          <w:p>
+            <w:pPr>
+              <w:jc w:val="right"/>
+            </w:pPr>
+            <w:r/>
+            <w:r>
+              <w:rPr>
+                <w:rFonts w:ascii="Calibri" w:hAnsi="Calibri"/>
+                <w:sz w:val="18"/>
+              </w:rPr>
+              <w:t>7</w:t>
+            </w:r>
+          </w:p>
+        </w:tc>
+        <w:tc>
+          <w:tcPr>
+            <w:tcW w:type="dxa" w:w="1872"/>
+          </w:tcPr>
+          <w:p>
+            <w:pPr>
+              <w:jc w:val="right"/>
+            </w:pPr>
+            <w:r/>
+            <w:r>
+              <w:rPr>
+                <w:rFonts w:ascii="Calibri" w:hAnsi="Calibri"/>
+                <w:sz w:val="18"/>
+              </w:rPr>
+              <w:t>$196.00</w:t>
+            </w:r>
+          </w:p>
+        </w:tc>
+        <w:tc>
+          <w:tcPr>
+            <w:tcW w:type="dxa" w:w="1872"/>
+          </w:tcPr>
+          <w:p>
+            <w:pPr>
+              <w:jc w:val="right"/>
+            </w:pPr>
+            <w:r/>
+            <w:r>
+              <w:rPr>
+                <w:rFonts w:ascii="Calibri" w:hAnsi="Calibri"/>
+                <w:sz w:val="18"/>
+              </w:rPr>
+              <w:t>$1,372.00</w:t>
+            </w:r>
+          </w:p>
+        </w:tc>
+      </w:tr>
+      <w:tr>
+        <w:tc>
+          <w:tcPr>
+            <w:tcW w:type="dxa" w:w="1872"/>
+          </w:tcPr>
+          <w:p>
+            <w:r/>
+            <w:r>
+              <w:rPr>
+                <w:rFonts w:ascii="Calibri" w:hAnsi="Calibri"/>
+                <w:sz w:val="18"/>
+              </w:rPr>
+              <w:t>CrowdStrike EDR (on VDI)</w:t>
+            </w:r>
+          </w:p>
+        </w:tc>
+        <w:tc>
+          <w:tcPr>
+            <w:tcW w:type="dxa" w:w="1872"/>
+          </w:tcPr>
+          <w:p>
+            <w:pPr>
+              <w:jc w:val="right"/>
+            </w:pPr>
+            <w:r/>
+            <w:r>
+              <w:rPr>
+                <w:rFonts w:ascii="Calibri" w:hAnsi="Calibri"/>
+                <w:sz w:val="18"/>
+              </w:rPr>
+              <w:t>AVD</w:t>
+            </w:r>
+          </w:p>
+        </w:tc>
+        <w:tc>
+          <w:tcPr>
+            <w:tcW w:type="dxa" w:w="1872"/>
+          </w:tcPr>
+          <w:p>
+            <w:pPr>
+              <w:jc w:val="right"/>
+            </w:pPr>
+            <w:r/>
+            <w:r>
+              <w:rPr>
+                <w:rFonts w:ascii="Calibri" w:hAnsi="Calibri"/>
+                <w:sz w:val="18"/>
+              </w:rPr>
+              <w:t>7</w:t>
+            </w:r>
+          </w:p>
+        </w:tc>
+        <w:tc>
+          <w:tcPr>
+            <w:tcW w:type="dxa" w:w="1872"/>
+          </w:tcPr>
+          <w:p>
+            <w:pPr>
+              <w:jc w:val="right"/>
+            </w:pPr>
+            <w:r/>
+            <w:r>
+              <w:rPr>
+                <w:rFonts w:ascii="Calibri" w:hAnsi="Calibri"/>
+                <w:sz w:val="18"/>
+              </w:rPr>
+              <w:t>$8.50</w:t>
+            </w:r>
+          </w:p>
+        </w:tc>
+        <w:tc>
+          <w:tcPr>
+            <w:tcW w:type="dxa" w:w="1872"/>
+          </w:tcPr>
+          <w:p>
+            <w:pPr>
+              <w:jc w:val="right"/>
+            </w:pPr>
+            <w:r/>
+            <w:r>
+              <w:rPr>
+                <w:rFonts w:ascii="Calibri" w:hAnsi="Calibri"/>
+                <w:sz w:val="18"/>
+              </w:rPr>
+              <w:t>$59.50</w:t>
+            </w:r>
+          </w:p>
+        </w:tc>
+      </w:tr>
+      <w:tr>
+        <w:tc>
+          <w:tcPr>
+            <w:tcW w:type="dxa" w:w="1872"/>
+          </w:tcPr>
+          <w:p>
+            <w:r/>
+            <w:r>
+              <w:rPr>
+                <w:rFonts w:ascii="Calibri" w:hAnsi="Calibri"/>
+                <w:sz w:val="18"/>
+              </w:rPr>
+              <w:t>Huntress Managed Detection (on VDI)</w:t>
+            </w:r>
+          </w:p>
+        </w:tc>
+        <w:tc>
+          <w:tcPr>
+            <w:tcW w:type="dxa" w:w="1872"/>
+          </w:tcPr>
+          <w:p>
+            <w:pPr>
+              <w:jc w:val="right"/>
+            </w:pPr>
+            <w:r/>
+            <w:r>
+              <w:rPr>
+                <w:rFonts w:ascii="Calibri" w:hAnsi="Calibri"/>
+                <w:sz w:val="18"/>
+              </w:rPr>
+              <w:t>AVMH</w:t>
+            </w:r>
+          </w:p>
+        </w:tc>
+        <w:tc>
+          <w:tcPr>
+            <w:tcW w:type="dxa" w:w="1872"/>
+          </w:tcPr>
+          <w:p>
+            <w:pPr>
+              <w:jc w:val="right"/>
+            </w:pPr>
+            <w:r/>
+            <w:r>
+              <w:rPr>
+                <w:rFonts w:ascii="Calibri" w:hAnsi="Calibri"/>
+                <w:sz w:val="18"/>
+              </w:rPr>
+              <w:t>7</w:t>
+            </w:r>
+          </w:p>
+        </w:tc>
+        <w:tc>
+          <w:tcPr>
+            <w:tcW w:type="dxa" w:w="1872"/>
+          </w:tcPr>
+          <w:p>
+            <w:pPr>
+              <w:jc w:val="right"/>
+            </w:pPr>
+            <w:r/>
+            <w:r>
+              <w:rPr>
+                <w:rFonts w:ascii="Calibri" w:hAnsi="Calibri"/>
+                <w:sz w:val="18"/>
+              </w:rPr>
+              <w:t>$6.00</w:t>
+            </w:r>
+          </w:p>
+        </w:tc>
+        <w:tc>
+          <w:tcPr>
+            <w:tcW w:type="dxa" w:w="1872"/>
+          </w:tcPr>
+          <w:p>
+            <w:pPr>
+              <w:jc w:val="right"/>
+            </w:pPr>
+            <w:r/>
+            <w:r>
+              <w:rPr>
+                <w:rFonts w:ascii="Calibri" w:hAnsi="Calibri"/>
+                <w:sz w:val="18"/>
+              </w:rPr>
+              <w:t>$42.00</w:t>
+            </w:r>
+          </w:p>
+        </w:tc>
+      </w:tr>
+      <w:tr>
+        <w:tc>
+          <w:tcPr>
+            <w:tcW w:type="dxa" w:w="1872"/>
+          </w:tcPr>
+          <w:p>
+            <w:r/>
+            <w:r>
+              <w:rPr>
+                <w:rFonts w:ascii="Calibri" w:hAnsi="Calibri"/>
+                <w:sz w:val="18"/>
+              </w:rPr>
+              <w:t>DNS Filtering (on VDI)</w:t>
+            </w:r>
+          </w:p>
+        </w:tc>
+        <w:tc>
+          <w:tcPr>
+            <w:tcW w:type="dxa" w:w="1872"/>
+          </w:tcPr>
+          <w:p>
+            <w:pPr>
+              <w:jc w:val="right"/>
+            </w:pPr>
+            <w:r/>
+            <w:r>
+              <w:rPr>
+                <w:rFonts w:ascii="Calibri" w:hAnsi="Calibri"/>
+                <w:sz w:val="18"/>
+              </w:rPr>
+              <w:t>SI</w:t>
+            </w:r>
+          </w:p>
+        </w:tc>
+        <w:tc>
+          <w:tcPr>
+            <w:tcW w:type="dxa" w:w="1872"/>
+          </w:tcPr>
+          <w:p>
+            <w:pPr>
+              <w:jc w:val="right"/>
+            </w:pPr>
+            <w:r/>
+            <w:r>
+              <w:rPr>
+                <w:rFonts w:ascii="Calibri" w:hAnsi="Calibri"/>
+                <w:sz w:val="18"/>
+              </w:rPr>
+              <w:t>7</w:t>
+            </w:r>
+          </w:p>
+        </w:tc>
+        <w:tc>
+          <w:tcPr>
+            <w:tcW w:type="dxa" w:w="1872"/>
+          </w:tcPr>
+          <w:p>
+            <w:pPr>
+              <w:jc w:val="right"/>
+            </w:pPr>
+            <w:r/>
+            <w:r>
+              <w:rPr>
+                <w:rFonts w:ascii="Calibri" w:hAnsi="Calibri"/>
+                <w:sz w:val="18"/>
+              </w:rPr>
+              <w:t>$6.00</w:t>
+            </w:r>
+          </w:p>
+        </w:tc>
+        <w:tc>
+          <w:tcPr>
+            <w:tcW w:type="dxa" w:w="1872"/>
+          </w:tcPr>
+          <w:p>
+            <w:pPr>
+              <w:jc w:val="right"/>
+            </w:pPr>
+            <w:r/>
+            <w:r>
+              <w:rPr>
+                <w:rFonts w:ascii="Calibri" w:hAnsi="Calibri"/>
+                <w:sz w:val="18"/>
+              </w:rPr>
+              <w:t>$42.00</w:t>
+            </w:r>
+          </w:p>
+        </w:tc>
+      </w:tr>
+      <w:tr>
+        <w:tc>
+          <w:tcPr>
+            <w:tcW w:type="dxa" w:w="1872"/>
+          </w:tcPr>
+          <w:p>
+            <w:r/>
+            <w:r>
+              <w:rPr>
+                <w:rFonts w:ascii="Calibri" w:hAnsi="Calibri"/>
+                <w:sz w:val="18"/>
+              </w:rPr>
+              <w:t>Patch Management (on VDI)</w:t>
+            </w:r>
+          </w:p>
+        </w:tc>
+        <w:tc>
+          <w:tcPr>
+            <w:tcW w:type="dxa" w:w="1872"/>
+          </w:tcPr>
+          <w:p>
+            <w:pPr>
+              <w:jc w:val="right"/>
+            </w:pPr>
+            <w:r/>
+            <w:r>
+              <w:rPr>
+                <w:rFonts w:ascii="Calibri" w:hAnsi="Calibri"/>
+                <w:sz w:val="18"/>
+              </w:rPr>
+              <w:t>PMW</w:t>
+            </w:r>
+          </w:p>
+        </w:tc>
+        <w:tc>
+          <w:tcPr>
+            <w:tcW w:type="dxa" w:w="1872"/>
+          </w:tcPr>
+          <w:p>
+            <w:pPr>
+              <w:jc w:val="right"/>
+            </w:pPr>
+            <w:r/>
+            <w:r>
+              <w:rPr>
+                <w:rFonts w:ascii="Calibri" w:hAnsi="Calibri"/>
+                <w:sz w:val="18"/>
+              </w:rPr>
+              <w:t>7</w:t>
+            </w:r>
+          </w:p>
+        </w:tc>
+        <w:tc>
+          <w:tcPr>
+            <w:tcW w:type="dxa" w:w="1872"/>
+          </w:tcPr>
+          <w:p>
+            <w:pPr>
+              <w:jc w:val="right"/>
+            </w:pPr>
+            <w:r/>
+            <w:r>
+              <w:rPr>
+                <w:rFonts w:ascii="Calibri" w:hAnsi="Calibri"/>
+                <w:sz w:val="18"/>
+              </w:rPr>
+              <w:t>$4.00</w:t>
+            </w:r>
+          </w:p>
+        </w:tc>
+        <w:tc>
+          <w:tcPr>
+            <w:tcW w:type="dxa" w:w="1872"/>
+          </w:tcPr>
+          <w:p>
+            <w:pPr>
+              <w:jc w:val="right"/>
+            </w:pPr>
+            <w:r/>
+            <w:r>
+              <w:rPr>
+                <w:rFonts w:ascii="Calibri" w:hAnsi="Calibri"/>
+                <w:sz w:val="18"/>
+              </w:rPr>
+              <w:t>$28.00</w:t>
+            </w:r>
+          </w:p>
+        </w:tc>
+      </w:tr>
+      <w:tr>
+        <w:tc>
+          <w:tcPr>
+            <w:tcW w:type="dxa" w:w="1872"/>
+          </w:tcPr>
+          <w:p>
+            <w:r/>
+            <w:r>
+              <w:rPr>
+                <w:rFonts w:ascii="Calibri" w:hAnsi="Calibri"/>
+                <w:sz w:val="18"/>
+              </w:rPr>
+              <w:t>ScreenConnect (on VDI)</w:t>
+            </w:r>
+          </w:p>
+        </w:tc>
+        <w:tc>
+          <w:tcPr>
+            <w:tcW w:type="dxa" w:w="1872"/>
+          </w:tcPr>
+          <w:p>
+            <w:pPr>
+              <w:jc w:val="right"/>
+            </w:pPr>
+            <w:r/>
+            <w:r>
+              <w:rPr>
+                <w:rFonts w:ascii="Calibri" w:hAnsi="Calibri"/>
+                <w:sz w:val="18"/>
+              </w:rPr>
+              <w:t>MR</w:t>
+            </w:r>
+          </w:p>
+        </w:tc>
+        <w:tc>
+          <w:tcPr>
+            <w:tcW w:type="dxa" w:w="1872"/>
+          </w:tcPr>
+          <w:p>
+            <w:pPr>
+              <w:jc w:val="right"/>
+            </w:pPr>
+            <w:r/>
+            <w:r>
+              <w:rPr>
+                <w:rFonts w:ascii="Calibri" w:hAnsi="Calibri"/>
+                <w:sz w:val="18"/>
+              </w:rPr>
+              <w:t>7</w:t>
+            </w:r>
+          </w:p>
+        </w:tc>
+        <w:tc>
+          <w:tcPr>
+            <w:tcW w:type="dxa" w:w="1872"/>
+          </w:tcPr>
+          <w:p>
+            <w:pPr>
+              <w:jc w:val="right"/>
+            </w:pPr>
+            <w:r/>
+            <w:r>
+              <w:rPr>
+                <w:rFonts w:ascii="Calibri" w:hAnsi="Calibri"/>
+                <w:sz w:val="18"/>
+              </w:rPr>
+              <w:t>$2.00</w:t>
+            </w:r>
+          </w:p>
+        </w:tc>
+        <w:tc>
+          <w:tcPr>
+            <w:tcW w:type="dxa" w:w="1872"/>
+          </w:tcPr>
+          <w:p>
+            <w:pPr>
+              <w:jc w:val="right"/>
+            </w:pPr>
+            <w:r/>
+            <w:r>
+              <w:rPr>
+                <w:rFonts w:ascii="Calibri" w:hAnsi="Calibri"/>
+                <w:sz w:val="18"/>
+              </w:rPr>
+              <w:t>$14.00</w:t>
+            </w:r>
+          </w:p>
+        </w:tc>
+      </w:tr>
+      <w:tr>
+        <w:tc>
+          <w:tcPr>
+            <w:tcW w:type="dxa" w:w="1872"/>
+          </w:tcPr>
+          <w:p>
+            <w:r/>
+            <w:r>
+              <w:rPr>
+                <w:rFonts w:ascii="Calibri" w:hAnsi="Calibri"/>
+                <w:sz w:val="18"/>
+              </w:rPr>
+              <w:t>My Audit UAM+DLP / 1-Year</w:t>
+            </w:r>
+          </w:p>
+        </w:tc>
+        <w:tc>
+          <w:tcPr>
+            <w:tcW w:type="dxa" w:w="1872"/>
+          </w:tcPr>
+          <w:p>
+            <w:pPr>
+              <w:jc w:val="right"/>
+            </w:pPr>
+            <w:r/>
+            <w:r>
+              <w:rPr>
+                <w:rFonts w:ascii="Calibri" w:hAnsi="Calibri"/>
+                <w:sz w:val="18"/>
+              </w:rPr>
+              <w:t>AMDLP1Y</w:t>
+            </w:r>
+          </w:p>
+        </w:tc>
+        <w:tc>
+          <w:tcPr>
+            <w:tcW w:type="dxa" w:w="1872"/>
+          </w:tcPr>
+          <w:p>
+            <w:pPr>
+              <w:jc w:val="right"/>
+            </w:pPr>
+            <w:r/>
+            <w:r>
+              <w:rPr>
+                <w:rFonts w:ascii="Calibri" w:hAnsi="Calibri"/>
+                <w:sz w:val="18"/>
+              </w:rPr>
+              <w:t>7</w:t>
+            </w:r>
+          </w:p>
+        </w:tc>
+        <w:tc>
+          <w:tcPr>
+            <w:tcW w:type="dxa" w:w="1872"/>
+          </w:tcPr>
+          <w:p>
+            <w:pPr>
+              <w:jc w:val="right"/>
+            </w:pPr>
+            <w:r/>
+            <w:r>
+              <w:rPr>
+                <w:rFonts w:ascii="Calibri" w:hAnsi="Calibri"/>
+                <w:sz w:val="18"/>
+              </w:rPr>
+              <w:t>$108.10</w:t>
+            </w:r>
+          </w:p>
+        </w:tc>
+        <w:tc>
+          <w:tcPr>
+            <w:tcW w:type="dxa" w:w="1872"/>
+          </w:tcPr>
+          <w:p>
+            <w:pPr>
+              <w:jc w:val="right"/>
+            </w:pPr>
+            <w:r/>
+            <w:r>
+              <w:rPr>
+                <w:rFonts w:ascii="Calibri" w:hAnsi="Calibri"/>
+                <w:sz w:val="18"/>
+              </w:rPr>
+              <w:t>$756.70</w:t>
+            </w:r>
+          </w:p>
+        </w:tc>
+      </w:tr>
+      <w:tr>
+        <w:tc>
+          <w:tcPr>
+            <w:tcW w:type="dxa" w:w="1872"/>
+          </w:tcPr>
+          <w:p>
+            <w:r/>
+            <w:r>
+              <w:rPr>
+                <w:rFonts w:ascii="Calibri" w:hAnsi="Calibri"/>
+                <w:sz w:val="18"/>
+              </w:rPr>
+              <w:t>SSO / Multi-Factor</w:t>
+            </w:r>
+          </w:p>
+        </w:tc>
+        <w:tc>
+          <w:tcPr>
+            <w:tcW w:type="dxa" w:w="1872"/>
+          </w:tcPr>
+          <w:p>
+            <w:pPr>
+              <w:jc w:val="right"/>
+            </w:pPr>
+            <w:r/>
+            <w:r>
+              <w:rPr>
+                <w:rFonts w:ascii="Calibri" w:hAnsi="Calibri"/>
+                <w:sz w:val="18"/>
+              </w:rPr>
+              <w:t>SSO-2FA</w:t>
+            </w:r>
+          </w:p>
+        </w:tc>
+        <w:tc>
+          <w:tcPr>
+            <w:tcW w:type="dxa" w:w="1872"/>
+          </w:tcPr>
+          <w:p>
+            <w:pPr>
+              <w:jc w:val="right"/>
+            </w:pPr>
+            <w:r/>
+            <w:r>
+              <w:rPr>
+                <w:rFonts w:ascii="Calibri" w:hAnsi="Calibri"/>
+                <w:sz w:val="18"/>
+              </w:rPr>
+              <w:t>7</w:t>
+            </w:r>
+          </w:p>
+        </w:tc>
+        <w:tc>
+          <w:tcPr>
+            <w:tcW w:type="dxa" w:w="1872"/>
+          </w:tcPr>
+          <w:p>
+            <w:pPr>
+              <w:jc w:val="right"/>
+            </w:pPr>
+            <w:r/>
+            <w:r>
+              <w:rPr>
+                <w:rFonts w:ascii="Calibri" w:hAnsi="Calibri"/>
+                <w:sz w:val="18"/>
+              </w:rPr>
+              <w:t>$12.00</w:t>
+            </w:r>
+          </w:p>
+        </w:tc>
+        <w:tc>
+          <w:tcPr>
+            <w:tcW w:type="dxa" w:w="1872"/>
+          </w:tcPr>
+          <w:p>
+            <w:pPr>
+              <w:jc w:val="right"/>
+            </w:pPr>
+            <w:r/>
+            <w:r>
+              <w:rPr>
+                <w:rFonts w:ascii="Calibri" w:hAnsi="Calibri"/>
+                <w:sz w:val="18"/>
+              </w:rPr>
+              <w:t>$84.00</w:t>
+            </w:r>
+          </w:p>
+        </w:tc>
+      </w:tr>
+      <w:tr>
+        <w:tc>
+          <w:tcPr>
+            <w:tcW w:type="dxa" w:w="1872"/>
+          </w:tcPr>
+          <w:p>
+            <w:r/>
+            <w:r>
+              <w:rPr>
+                <w:rFonts w:ascii="Calibri" w:hAnsi="Calibri"/>
+                <w:sz w:val="18"/>
+              </w:rPr>
+              <w:t>Credential Manager</w:t>
+            </w:r>
+          </w:p>
+        </w:tc>
+        <w:tc>
+          <w:tcPr>
+            <w:tcW w:type="dxa" w:w="1872"/>
+          </w:tcPr>
+          <w:p>
+            <w:pPr>
+              <w:jc w:val="right"/>
+            </w:pPr>
+            <w:r/>
+            <w:r>
+              <w:rPr>
+                <w:rFonts w:ascii="Calibri" w:hAnsi="Calibri"/>
+                <w:sz w:val="18"/>
+              </w:rPr>
+              <w:t>CRM</w:t>
+            </w:r>
+          </w:p>
+        </w:tc>
+        <w:tc>
+          <w:tcPr>
+            <w:tcW w:type="dxa" w:w="1872"/>
+          </w:tcPr>
+          <w:p>
+            <w:pPr>
+              <w:jc w:val="right"/>
+            </w:pPr>
+            <w:r/>
+            <w:r>
+              <w:rPr>
+                <w:rFonts w:ascii="Calibri" w:hAnsi="Calibri"/>
+                <w:sz w:val="18"/>
+              </w:rPr>
+              <w:t>7</w:t>
+            </w:r>
+          </w:p>
+        </w:tc>
+        <w:tc>
+          <w:tcPr>
+            <w:tcW w:type="dxa" w:w="1872"/>
+          </w:tcPr>
+          <w:p>
+            <w:pPr>
+              <w:jc w:val="right"/>
+            </w:pPr>
+            <w:r/>
+            <w:r>
+              <w:rPr>
+                <w:rFonts w:ascii="Calibri" w:hAnsi="Calibri"/>
+                <w:sz w:val="18"/>
+              </w:rPr>
+              <w:t>$5.00</w:t>
+            </w:r>
+          </w:p>
+        </w:tc>
+        <w:tc>
+          <w:tcPr>
+            <w:tcW w:type="dxa" w:w="1872"/>
+          </w:tcPr>
+          <w:p>
+            <w:pPr>
+              <w:jc w:val="right"/>
+            </w:pPr>
+            <w:r/>
+            <w:r>
+              <w:rPr>
+                <w:rFonts w:ascii="Calibri" w:hAnsi="Calibri"/>
+                <w:sz w:val="18"/>
+              </w:rPr>
+              <w:t>$35.00</w:t>
+            </w:r>
+          </w:p>
+        </w:tc>
+      </w:tr>
+      <w:tr>
+        <w:tc>
+          <w:tcPr>
+            <w:tcW w:type="dxa" w:w="1872"/>
+            <w:shd w:val="clear" w:color="auto" w:fill="F0F0F0"/>
+          </w:tcPr>
+          <w:p>
+            <w:r/>
+            <w:r>
+              <w:rPr>
+                <w:rFonts w:ascii="Calibri" w:hAnsi="Calibri"/>
+                <w:b/>
+                <w:sz w:val="18"/>
+              </w:rPr>
+              <w:t>Subtotal — VDI (7 agents)</w:t>
+            </w:r>
+          </w:p>
+        </w:tc>
+        <w:tc>
+          <w:tcPr>
+            <w:tcW w:type="dxa" w:w="1872"/>
+            <w:shd w:val="clear" w:color="auto" w:fill="F0F0F0"/>
+          </w:tcPr>
+          <w:p>
+            <w:r/>
+            <w:r>
+              <w:rPr>
+                <w:rFonts w:ascii="Calibri" w:hAnsi="Calibri"/>
+                <w:b/>
+                <w:sz w:val="18"/>
+              </w:rPr>
+            </w:r>
+          </w:p>
+        </w:tc>
+        <w:tc>
+          <w:tcPr>
+            <w:tcW w:type="dxa" w:w="1872"/>
+            <w:shd w:val="clear" w:color="auto" w:fill="F0F0F0"/>
+          </w:tcPr>
+          <w:p>
+            <w:r/>
+            <w:r>
+              <w:rPr>
+                <w:rFonts w:ascii="Calibri" w:hAnsi="Calibri"/>
+                <w:b/>
+                <w:sz w:val="18"/>
+              </w:rPr>
+            </w:r>
+          </w:p>
+        </w:tc>
+        <w:tc>
+          <w:tcPr>
+            <w:tcW w:type="dxa" w:w="1872"/>
+            <w:shd w:val="clear" w:color="auto" w:fill="F0F0F0"/>
+          </w:tcPr>
+          <w:p>
+            <w:r/>
+            <w:r>
+              <w:rPr>
+                <w:rFonts w:ascii="Calibri" w:hAnsi="Calibri"/>
+                <w:b/>
+                <w:sz w:val="18"/>
+              </w:rPr>
+            </w:r>
+          </w:p>
+        </w:tc>
+        <w:tc>
+          <w:tcPr>
+            <w:tcW w:type="dxa" w:w="1872"/>
+            <w:shd w:val="clear" w:color="auto" w:fill="F0F0F0"/>
+          </w:tcPr>
+          <w:p>
+            <w:r/>
+            <w:r>
+              <w:rPr>
+                <w:rFonts w:ascii="Calibri" w:hAnsi="Calibri"/>
+                <w:b/>
+                <w:sz w:val="18"/>
+              </w:rPr>
+              <w:t>$2,433.20</w:t>
+            </w:r>
+          </w:p>
+        </w:tc>
+      </w:tr>
+      <w:tr>
+        <w:tc>
+          <w:tcPr>
+            <w:tcW w:type="dxa" w:w="1872"/>
+            <w:shd w:val="clear" w:color="auto" w:fill="F0F0F0"/>
+          </w:tcPr>
+          <w:p>
+            <w:r/>
+            <w:r>
+              <w:rPr>
+                <w:rFonts w:ascii="Calibri" w:hAnsi="Calibri"/>
+                <w:b/>
+                <w:color w:val="006DB6"/>
+                <w:sz w:val="16"/>
+              </w:rPr>
+              <w:t>PHYSICAL DESKTOPS (9 REMAINING)</w:t>
+            </w:r>
+          </w:p>
+        </w:tc>
+        <w:tc>
+          <w:tcPr>
+            <w:tcW w:type="dxa" w:w="1872"/>
+            <w:shd w:val="clear" w:color="auto" w:fill="F0F0F0"/>
+          </w:tcPr>
+          <w:p>
+            <w:r/>
+            <w:r>
+              <w:rPr>
+                <w:rFonts w:ascii="Calibri" w:hAnsi="Calibri"/>
+                <w:sz w:val="18"/>
+              </w:rPr>
+            </w:r>
+          </w:p>
+        </w:tc>
+        <w:tc>
+          <w:tcPr>
+            <w:tcW w:type="dxa" w:w="1872"/>
+            <w:shd w:val="clear" w:color="auto" w:fill="F0F0F0"/>
+          </w:tcPr>
+          <w:p>
+            <w:r/>
+            <w:r>
+              <w:rPr>
+                <w:rFonts w:ascii="Calibri" w:hAnsi="Calibri"/>
+                <w:sz w:val="18"/>
+              </w:rPr>
+            </w:r>
+          </w:p>
+        </w:tc>
+        <w:tc>
+          <w:tcPr>
+            <w:tcW w:type="dxa" w:w="1872"/>
+            <w:shd w:val="clear" w:color="auto" w:fill="F0F0F0"/>
+          </w:tcPr>
+          <w:p>
+            <w:r/>
+            <w:r>
+              <w:rPr>
+                <w:rFonts w:ascii="Calibri" w:hAnsi="Calibri"/>
+                <w:sz w:val="18"/>
+              </w:rPr>
+            </w:r>
+          </w:p>
+        </w:tc>
+        <w:tc>
+          <w:tcPr>
+            <w:tcW w:type="dxa" w:w="1872"/>
+            <w:shd w:val="clear" w:color="auto" w:fill="F0F0F0"/>
+          </w:tcPr>
+          <w:p>
+            <w:r/>
+            <w:r>
+              <w:rPr>
+                <w:rFonts w:ascii="Calibri" w:hAnsi="Calibri"/>
+                <w:sz w:val="18"/>
+              </w:rPr>
+            </w:r>
+          </w:p>
+        </w:tc>
+      </w:tr>
+      <w:tr>
+        <w:tc>
+          <w:tcPr>
+            <w:tcW w:type="dxa" w:w="1872"/>
+          </w:tcPr>
+          <w:p>
+            <w:r/>
+            <w:r>
+              <w:rPr>
+                <w:rFonts w:ascii="Calibri" w:hAnsi="Calibri"/>
+                <w:sz w:val="18"/>
+              </w:rPr>
+              <w:t>CrowdStrike EDR (physical)</w:t>
+            </w:r>
+          </w:p>
+        </w:tc>
+        <w:tc>
+          <w:tcPr>
+            <w:tcW w:type="dxa" w:w="1872"/>
+          </w:tcPr>
+          <w:p>
+            <w:pPr>
+              <w:jc w:val="right"/>
+            </w:pPr>
+            <w:r/>
+            <w:r>
+              <w:rPr>
+                <w:rFonts w:ascii="Calibri" w:hAnsi="Calibri"/>
+                <w:sz w:val="18"/>
+              </w:rPr>
+              <w:t>AVD</w:t>
+            </w:r>
+          </w:p>
+        </w:tc>
+        <w:tc>
+          <w:tcPr>
+            <w:tcW w:type="dxa" w:w="1872"/>
+          </w:tcPr>
+          <w:p>
+            <w:pPr>
+              <w:jc w:val="right"/>
+            </w:pPr>
+            <w:r/>
+            <w:r>
+              <w:rPr>
+                <w:rFonts w:ascii="Calibri" w:hAnsi="Calibri"/>
+                <w:sz w:val="18"/>
+              </w:rPr>
+              <w:t>9</w:t>
+            </w:r>
+          </w:p>
+        </w:tc>
+        <w:tc>
+          <w:tcPr>
+            <w:tcW w:type="dxa" w:w="1872"/>
+          </w:tcPr>
+          <w:p>
+            <w:pPr>
+              <w:jc w:val="right"/>
+            </w:pPr>
+            <w:r/>
+            <w:r>
+              <w:rPr>
+                <w:rFonts w:ascii="Calibri" w:hAnsi="Calibri"/>
+                <w:sz w:val="18"/>
+              </w:rPr>
+              <w:t>$8.50</w:t>
+            </w:r>
+          </w:p>
+        </w:tc>
+        <w:tc>
+          <w:tcPr>
+            <w:tcW w:type="dxa" w:w="1872"/>
+          </w:tcPr>
+          <w:p>
+            <w:pPr>
+              <w:jc w:val="right"/>
+            </w:pPr>
+            <w:r/>
+            <w:r>
+              <w:rPr>
+                <w:rFonts w:ascii="Calibri" w:hAnsi="Calibri"/>
+                <w:sz w:val="18"/>
+              </w:rPr>
+              <w:t>$76.50</w:t>
+            </w:r>
+          </w:p>
+        </w:tc>
+      </w:tr>
+      <w:tr>
+        <w:tc>
+          <w:tcPr>
+            <w:tcW w:type="dxa" w:w="1872"/>
+          </w:tcPr>
+          <w:p>
+            <w:r/>
+            <w:r>
+              <w:rPr>
+                <w:rFonts w:ascii="Calibri" w:hAnsi="Calibri"/>
+                <w:sz w:val="18"/>
+              </w:rPr>
+              <w:t>Huntress (physical)</w:t>
+            </w:r>
+          </w:p>
+        </w:tc>
+        <w:tc>
+          <w:tcPr>
+            <w:tcW w:type="dxa" w:w="1872"/>
+          </w:tcPr>
+          <w:p>
+            <w:pPr>
+              <w:jc w:val="right"/>
+            </w:pPr>
+            <w:r/>
+            <w:r>
+              <w:rPr>
+                <w:rFonts w:ascii="Calibri" w:hAnsi="Calibri"/>
+                <w:sz w:val="18"/>
+              </w:rPr>
+              <w:t>AVMH</w:t>
+            </w:r>
+          </w:p>
+        </w:tc>
+        <w:tc>
+          <w:tcPr>
+            <w:tcW w:type="dxa" w:w="1872"/>
+          </w:tcPr>
+          <w:p>
+            <w:pPr>
+              <w:jc w:val="right"/>
+            </w:pPr>
+            <w:r/>
+            <w:r>
+              <w:rPr>
+                <w:rFonts w:ascii="Calibri" w:hAnsi="Calibri"/>
+                <w:sz w:val="18"/>
+              </w:rPr>
+              <w:t>9</w:t>
+            </w:r>
+          </w:p>
+        </w:tc>
+        <w:tc>
+          <w:tcPr>
+            <w:tcW w:type="dxa" w:w="1872"/>
+          </w:tcPr>
+          <w:p>
+            <w:pPr>
+              <w:jc w:val="right"/>
+            </w:pPr>
+            <w:r/>
+            <w:r>
+              <w:rPr>
+                <w:rFonts w:ascii="Calibri" w:hAnsi="Calibri"/>
+                <w:sz w:val="18"/>
+              </w:rPr>
+              <w:t>$6.00</w:t>
+            </w:r>
+          </w:p>
+        </w:tc>
+        <w:tc>
+          <w:tcPr>
+            <w:tcW w:type="dxa" w:w="1872"/>
+          </w:tcPr>
+          <w:p>
+            <w:pPr>
+              <w:jc w:val="right"/>
+            </w:pPr>
+            <w:r/>
+            <w:r>
+              <w:rPr>
+                <w:rFonts w:ascii="Calibri" w:hAnsi="Calibri"/>
+                <w:sz w:val="18"/>
+              </w:rPr>
+              <w:t>$54.00</w:t>
+            </w:r>
+          </w:p>
+        </w:tc>
+      </w:tr>
+      <w:tr>
+        <w:tc>
+          <w:tcPr>
+            <w:tcW w:type="dxa" w:w="1872"/>
+          </w:tcPr>
+          <w:p>
+            <w:r/>
+            <w:r>
+              <w:rPr>
+                <w:rFonts w:ascii="Calibri" w:hAnsi="Calibri"/>
+                <w:sz w:val="18"/>
+              </w:rPr>
+              <w:t>DNS Filtering (physical)</w:t>
+            </w:r>
+          </w:p>
+        </w:tc>
+        <w:tc>
+          <w:tcPr>
+            <w:tcW w:type="dxa" w:w="1872"/>
+          </w:tcPr>
+          <w:p>
+            <w:pPr>
+              <w:jc w:val="right"/>
+            </w:pPr>
+            <w:r/>
+            <w:r>
+              <w:rPr>
+                <w:rFonts w:ascii="Calibri" w:hAnsi="Calibri"/>
+                <w:sz w:val="18"/>
+              </w:rPr>
+              <w:t>SI</w:t>
+            </w:r>
+          </w:p>
+        </w:tc>
+        <w:tc>
+          <w:tcPr>
+            <w:tcW w:type="dxa" w:w="1872"/>
+          </w:tcPr>
+          <w:p>
+            <w:pPr>
+              <w:jc w:val="right"/>
+            </w:pPr>
+            <w:r/>
+            <w:r>
+              <w:rPr>
+                <w:rFonts w:ascii="Calibri" w:hAnsi="Calibri"/>
+                <w:sz w:val="18"/>
+              </w:rPr>
+              <w:t>9</w:t>
+            </w:r>
+          </w:p>
+        </w:tc>
+        <w:tc>
+          <w:tcPr>
+            <w:tcW w:type="dxa" w:w="1872"/>
+          </w:tcPr>
+          <w:p>
+            <w:pPr>
+              <w:jc w:val="right"/>
+            </w:pPr>
+            <w:r/>
+            <w:r>
+              <w:rPr>
+                <w:rFonts w:ascii="Calibri" w:hAnsi="Calibri"/>
+                <w:sz w:val="18"/>
+              </w:rPr>
+              <w:t>$6.00</w:t>
+            </w:r>
+          </w:p>
+        </w:tc>
+        <w:tc>
+          <w:tcPr>
+            <w:tcW w:type="dxa" w:w="1872"/>
+          </w:tcPr>
+          <w:p>
+            <w:pPr>
+              <w:jc w:val="right"/>
+            </w:pPr>
+            <w:r/>
+            <w:r>
+              <w:rPr>
+                <w:rFonts w:ascii="Calibri" w:hAnsi="Calibri"/>
+                <w:sz w:val="18"/>
+              </w:rPr>
+              <w:t>$54.00</w:t>
+            </w:r>
+          </w:p>
+        </w:tc>
+      </w:tr>
+      <w:tr>
+        <w:tc>
+          <w:tcPr>
+            <w:tcW w:type="dxa" w:w="1872"/>
+          </w:tcPr>
+          <w:p>
+            <w:r/>
+            <w:r>
+              <w:rPr>
+                <w:rFonts w:ascii="Calibri" w:hAnsi="Calibri"/>
+                <w:sz w:val="18"/>
+              </w:rPr>
+              <w:t>Patch Management (physical)</w:t>
+            </w:r>
+          </w:p>
+        </w:tc>
+        <w:tc>
+          <w:tcPr>
+            <w:tcW w:type="dxa" w:w="1872"/>
+          </w:tcPr>
+          <w:p>
+            <w:pPr>
+              <w:jc w:val="right"/>
+            </w:pPr>
+            <w:r/>
+            <w:r>
+              <w:rPr>
+                <w:rFonts w:ascii="Calibri" w:hAnsi="Calibri"/>
+                <w:sz w:val="18"/>
+              </w:rPr>
+              <w:t>PMW</w:t>
+            </w:r>
+          </w:p>
+        </w:tc>
+        <w:tc>
+          <w:tcPr>
+            <w:tcW w:type="dxa" w:w="1872"/>
+          </w:tcPr>
+          <w:p>
+            <w:pPr>
+              <w:jc w:val="right"/>
+            </w:pPr>
+            <w:r/>
+            <w:r>
+              <w:rPr>
+                <w:rFonts w:ascii="Calibri" w:hAnsi="Calibri"/>
+                <w:sz w:val="18"/>
+              </w:rPr>
+              <w:t>9</w:t>
+            </w:r>
+          </w:p>
+        </w:tc>
+        <w:tc>
+          <w:tcPr>
+            <w:tcW w:type="dxa" w:w="1872"/>
+          </w:tcPr>
+          <w:p>
+            <w:pPr>
+              <w:jc w:val="right"/>
+            </w:pPr>
+            <w:r/>
+            <w:r>
+              <w:rPr>
+                <w:rFonts w:ascii="Calibri" w:hAnsi="Calibri"/>
+                <w:sz w:val="18"/>
+              </w:rPr>
+              <w:t>$4.00</w:t>
+            </w:r>
+          </w:p>
+        </w:tc>
+        <w:tc>
+          <w:tcPr>
+            <w:tcW w:type="dxa" w:w="1872"/>
+          </w:tcPr>
+          <w:p>
+            <w:pPr>
+              <w:jc w:val="right"/>
+            </w:pPr>
+            <w:r/>
+            <w:r>
+              <w:rPr>
+                <w:rFonts w:ascii="Calibri" w:hAnsi="Calibri"/>
+                <w:sz w:val="18"/>
+              </w:rPr>
+              <w:t>$36.00</w:t>
+            </w:r>
+          </w:p>
+        </w:tc>
+      </w:tr>
+      <w:tr>
+        <w:tc>
+          <w:tcPr>
+            <w:tcW w:type="dxa" w:w="1872"/>
+          </w:tcPr>
+          <w:p>
+            <w:r/>
+            <w:r>
+              <w:rPr>
+                <w:rFonts w:ascii="Calibri" w:hAnsi="Calibri"/>
+                <w:sz w:val="18"/>
+              </w:rPr>
+              <w:t>ScreenConnect (physical)</w:t>
+            </w:r>
+          </w:p>
+        </w:tc>
+        <w:tc>
+          <w:tcPr>
+            <w:tcW w:type="dxa" w:w="1872"/>
+          </w:tcPr>
+          <w:p>
+            <w:pPr>
+              <w:jc w:val="right"/>
+            </w:pPr>
+            <w:r/>
+            <w:r>
+              <w:rPr>
+                <w:rFonts w:ascii="Calibri" w:hAnsi="Calibri"/>
+                <w:sz w:val="18"/>
+              </w:rPr>
+              <w:t>MR</w:t>
+            </w:r>
+          </w:p>
+        </w:tc>
+        <w:tc>
+          <w:tcPr>
+            <w:tcW w:type="dxa" w:w="1872"/>
+          </w:tcPr>
+          <w:p>
+            <w:pPr>
+              <w:jc w:val="right"/>
+            </w:pPr>
+            <w:r/>
+            <w:r>
+              <w:rPr>
+                <w:rFonts w:ascii="Calibri" w:hAnsi="Calibri"/>
+                <w:sz w:val="18"/>
+              </w:rPr>
+              <w:t>9</w:t>
+            </w:r>
+          </w:p>
+        </w:tc>
+        <w:tc>
+          <w:tcPr>
+            <w:tcW w:type="dxa" w:w="1872"/>
+          </w:tcPr>
+          <w:p>
+            <w:pPr>
+              <w:jc w:val="right"/>
+            </w:pPr>
+            <w:r/>
+            <w:r>
+              <w:rPr>
+                <w:rFonts w:ascii="Calibri" w:hAnsi="Calibri"/>
+                <w:sz w:val="18"/>
+              </w:rPr>
+              <w:t>$2.00</w:t>
+            </w:r>
+          </w:p>
+        </w:tc>
+        <w:tc>
+          <w:tcPr>
+            <w:tcW w:type="dxa" w:w="1872"/>
+          </w:tcPr>
+          <w:p>
+            <w:pPr>
+              <w:jc w:val="right"/>
+            </w:pPr>
+            <w:r/>
+            <w:r>
+              <w:rPr>
+                <w:rFonts w:ascii="Calibri" w:hAnsi="Calibri"/>
+                <w:sz w:val="18"/>
+              </w:rPr>
+              <w:t>$18.00</w:t>
+            </w:r>
+          </w:p>
+        </w:tc>
+      </w:tr>
+      <w:tr>
+        <w:tc>
+          <w:tcPr>
+            <w:tcW w:type="dxa" w:w="1872"/>
+            <w:shd w:val="clear" w:color="auto" w:fill="F0F0F0"/>
+          </w:tcPr>
+          <w:p>
+            <w:r/>
+            <w:r>
+              <w:rPr>
+                <w:rFonts w:ascii="Calibri" w:hAnsi="Calibri"/>
+                <w:b/>
+                <w:sz w:val="18"/>
+              </w:rPr>
+              <w:t>Subtotal — Physical Desktops (9)</w:t>
+            </w:r>
+          </w:p>
+        </w:tc>
+        <w:tc>
+          <w:tcPr>
+            <w:tcW w:type="dxa" w:w="1872"/>
+            <w:shd w:val="clear" w:color="auto" w:fill="F0F0F0"/>
+          </w:tcPr>
+          <w:p>
+            <w:r/>
+            <w:r>
+              <w:rPr>
+                <w:rFonts w:ascii="Calibri" w:hAnsi="Calibri"/>
+                <w:b/>
+                <w:sz w:val="18"/>
+              </w:rPr>
+            </w:r>
+          </w:p>
+        </w:tc>
+        <w:tc>
+          <w:tcPr>
+            <w:tcW w:type="dxa" w:w="1872"/>
+            <w:shd w:val="clear" w:color="auto" w:fill="F0F0F0"/>
+          </w:tcPr>
+          <w:p>
+            <w:r/>
+            <w:r>
+              <w:rPr>
+                <w:rFonts w:ascii="Calibri" w:hAnsi="Calibri"/>
+                <w:b/>
+                <w:sz w:val="18"/>
+              </w:rPr>
+            </w:r>
+          </w:p>
+        </w:tc>
+        <w:tc>
+          <w:tcPr>
+            <w:tcW w:type="dxa" w:w="1872"/>
+            <w:shd w:val="clear" w:color="auto" w:fill="F0F0F0"/>
+          </w:tcPr>
+          <w:p>
+            <w:r/>
+            <w:r>
+              <w:rPr>
+                <w:rFonts w:ascii="Calibri" w:hAnsi="Calibri"/>
+                <w:b/>
+                <w:sz w:val="18"/>
+              </w:rPr>
+            </w:r>
+          </w:p>
+        </w:tc>
+        <w:tc>
+          <w:tcPr>
+            <w:tcW w:type="dxa" w:w="1872"/>
+            <w:shd w:val="clear" w:color="auto" w:fill="F0F0F0"/>
+          </w:tcPr>
+          <w:p>
+            <w:r/>
+            <w:r>
+              <w:rPr>
+                <w:rFonts w:ascii="Calibri" w:hAnsi="Calibri"/>
+                <w:b/>
+                <w:sz w:val="18"/>
+              </w:rPr>
+              <w:t>$238.50</w:t>
+            </w:r>
+          </w:p>
+        </w:tc>
+      </w:tr>
+      <w:tr>
+        <w:tc>
+          <w:tcPr>
+            <w:tcW w:type="dxa" w:w="1872"/>
+            <w:shd w:val="clear" w:color="auto" w:fill="F0F0F0"/>
+          </w:tcPr>
+          <w:p>
+            <w:r/>
+            <w:r>
+              <w:rPr>
+                <w:rFonts w:ascii="Calibri" w:hAnsi="Calibri"/>
+                <w:b/>
+                <w:color w:val="006DB6"/>
+                <w:sz w:val="16"/>
+              </w:rPr>
+              <w:t>ALL-USER SERVICES (31 M365 USERS)</w:t>
+            </w:r>
+          </w:p>
+        </w:tc>
+        <w:tc>
+          <w:tcPr>
+            <w:tcW w:type="dxa" w:w="1872"/>
+            <w:shd w:val="clear" w:color="auto" w:fill="F0F0F0"/>
+          </w:tcPr>
+          <w:p>
+            <w:r/>
+            <w:r>
+              <w:rPr>
+                <w:rFonts w:ascii="Calibri" w:hAnsi="Calibri"/>
+                <w:sz w:val="18"/>
+              </w:rPr>
+            </w:r>
+          </w:p>
+        </w:tc>
+        <w:tc>
+          <w:tcPr>
+            <w:tcW w:type="dxa" w:w="1872"/>
+            <w:shd w:val="clear" w:color="auto" w:fill="F0F0F0"/>
+          </w:tcPr>
+          <w:p>
+            <w:r/>
+            <w:r>
+              <w:rPr>
+                <w:rFonts w:ascii="Calibri" w:hAnsi="Calibri"/>
+                <w:sz w:val="18"/>
+              </w:rPr>
+            </w:r>
+          </w:p>
+        </w:tc>
+        <w:tc>
+          <w:tcPr>
+            <w:tcW w:type="dxa" w:w="1872"/>
+            <w:shd w:val="clear" w:color="auto" w:fill="F0F0F0"/>
+          </w:tcPr>
+          <w:p>
+            <w:r/>
+            <w:r>
+              <w:rPr>
+                <w:rFonts w:ascii="Calibri" w:hAnsi="Calibri"/>
+                <w:sz w:val="18"/>
+              </w:rPr>
+            </w:r>
+          </w:p>
+        </w:tc>
+        <w:tc>
+          <w:tcPr>
+            <w:tcW w:type="dxa" w:w="1872"/>
+            <w:shd w:val="clear" w:color="auto" w:fill="F0F0F0"/>
+          </w:tcPr>
+          <w:p>
+            <w:r/>
+            <w:r>
+              <w:rPr>
+                <w:rFonts w:ascii="Calibri" w:hAnsi="Calibri"/>
+                <w:sz w:val="18"/>
+              </w:rPr>
+            </w:r>
+          </w:p>
+        </w:tc>
+      </w:tr>
+      <w:tr>
+        <w:tc>
+          <w:tcPr>
+            <w:tcW w:type="dxa" w:w="1872"/>
+          </w:tcPr>
+          <w:p>
+            <w:r/>
+            <w:r>
+              <w:rPr>
+                <w:rFonts w:ascii="Calibri" w:hAnsi="Calibri"/>
+                <w:sz w:val="18"/>
+              </w:rPr>
+              <w:t>Veeam 365 Backup</w:t>
+            </w:r>
+          </w:p>
+        </w:tc>
+        <w:tc>
+          <w:tcPr>
+            <w:tcW w:type="dxa" w:w="1872"/>
+          </w:tcPr>
+          <w:p>
+            <w:pPr>
+              <w:jc w:val="right"/>
+            </w:pPr>
+            <w:r/>
+            <w:r>
+              <w:rPr>
+                <w:rFonts w:ascii="Calibri" w:hAnsi="Calibri"/>
+                <w:sz w:val="18"/>
+              </w:rPr>
+              <w:t>V365</w:t>
+            </w:r>
+          </w:p>
+        </w:tc>
+        <w:tc>
+          <w:tcPr>
+            <w:tcW w:type="dxa" w:w="1872"/>
+          </w:tcPr>
+          <w:p>
+            <w:pPr>
+              <w:jc w:val="right"/>
+            </w:pPr>
+            <w:r/>
+            <w:r>
+              <w:rPr>
+                <w:rFonts w:ascii="Calibri" w:hAnsi="Calibri"/>
+                <w:sz w:val="18"/>
+              </w:rPr>
+              <w:t>31</w:t>
+            </w:r>
+          </w:p>
+        </w:tc>
+        <w:tc>
+          <w:tcPr>
+            <w:tcW w:type="dxa" w:w="1872"/>
+          </w:tcPr>
+          <w:p>
+            <w:pPr>
+              <w:jc w:val="right"/>
+            </w:pPr>
+            <w:r/>
+            <w:r>
+              <w:rPr>
+                <w:rFonts w:ascii="Calibri" w:hAnsi="Calibri"/>
+                <w:sz w:val="18"/>
+              </w:rPr>
+              <w:t>$4.00</w:t>
+            </w:r>
+          </w:p>
+        </w:tc>
+        <w:tc>
+          <w:tcPr>
+            <w:tcW w:type="dxa" w:w="1872"/>
+          </w:tcPr>
+          <w:p>
+            <w:pPr>
+              <w:jc w:val="right"/>
+            </w:pPr>
+            <w:r/>
+            <w:r>
+              <w:rPr>
+                <w:rFonts w:ascii="Calibri" w:hAnsi="Calibri"/>
+                <w:sz w:val="18"/>
+              </w:rPr>
+              <w:t>$124.00</w:t>
+            </w:r>
+          </w:p>
+        </w:tc>
+      </w:tr>
+      <w:tr>
+        <w:tc>
+          <w:tcPr>
+            <w:tcW w:type="dxa" w:w="1872"/>
+          </w:tcPr>
+          <w:p>
+            <w:r/>
+            <w:r>
+              <w:rPr>
+                <w:rFonts w:ascii="Calibri" w:hAnsi="Calibri"/>
+                <w:sz w:val="18"/>
+              </w:rPr>
+              <w:t>Phishing Training</w:t>
+            </w:r>
+          </w:p>
+        </w:tc>
+        <w:tc>
+          <w:tcPr>
+            <w:tcW w:type="dxa" w:w="1872"/>
+          </w:tcPr>
+          <w:p>
+            <w:pPr>
+              <w:jc w:val="right"/>
+            </w:pPr>
+            <w:r/>
+            <w:r>
+              <w:rPr>
+                <w:rFonts w:ascii="Calibri" w:hAnsi="Calibri"/>
+                <w:sz w:val="18"/>
+              </w:rPr>
+              <w:t>PHT</w:t>
+            </w:r>
+          </w:p>
+        </w:tc>
+        <w:tc>
+          <w:tcPr>
+            <w:tcW w:type="dxa" w:w="1872"/>
+          </w:tcPr>
+          <w:p>
+            <w:pPr>
+              <w:jc w:val="right"/>
+            </w:pPr>
+            <w:r/>
+            <w:r>
+              <w:rPr>
+                <w:rFonts w:ascii="Calibri" w:hAnsi="Calibri"/>
+                <w:sz w:val="18"/>
+              </w:rPr>
+              <w:t>31</w:t>
+            </w:r>
+          </w:p>
+        </w:tc>
+        <w:tc>
+          <w:tcPr>
+            <w:tcW w:type="dxa" w:w="1872"/>
+          </w:tcPr>
+          <w:p>
+            <w:pPr>
+              <w:jc w:val="right"/>
+            </w:pPr>
+            <w:r/>
+            <w:r>
+              <w:rPr>
+                <w:rFonts w:ascii="Calibri" w:hAnsi="Calibri"/>
+                <w:sz w:val="18"/>
+              </w:rPr>
+              <w:t>$6.00</w:t>
+            </w:r>
+          </w:p>
+        </w:tc>
+        <w:tc>
+          <w:tcPr>
+            <w:tcW w:type="dxa" w:w="1872"/>
+          </w:tcPr>
+          <w:p>
+            <w:pPr>
+              <w:jc w:val="right"/>
+            </w:pPr>
+            <w:r/>
+            <w:r>
+              <w:rPr>
+                <w:rFonts w:ascii="Calibri" w:hAnsi="Calibri"/>
+                <w:sz w:val="18"/>
+              </w:rPr>
+              <w:t>$186.00</w:t>
+            </w:r>
+          </w:p>
+        </w:tc>
+      </w:tr>
+      <w:tr>
+        <w:tc>
+          <w:tcPr>
+            <w:tcW w:type="dxa" w:w="1872"/>
+          </w:tcPr>
+          <w:p>
+            <w:r/>
+            <w:r>
+              <w:rPr>
+                <w:rFonts w:ascii="Calibri" w:hAnsi="Calibri"/>
+                <w:sz w:val="18"/>
+              </w:rPr>
+              <w:t>Anti-Spam Basic (Inky)</w:t>
+            </w:r>
+          </w:p>
+        </w:tc>
+        <w:tc>
+          <w:tcPr>
+            <w:tcW w:type="dxa" w:w="1872"/>
+          </w:tcPr>
+          <w:p>
+            <w:pPr>
+              <w:jc w:val="right"/>
+            </w:pPr>
+            <w:r/>
+            <w:r>
+              <w:rPr>
+                <w:rFonts w:ascii="Calibri" w:hAnsi="Calibri"/>
+                <w:sz w:val="18"/>
+              </w:rPr>
+              <w:t>ASB</w:t>
+            </w:r>
+          </w:p>
+        </w:tc>
+        <w:tc>
+          <w:tcPr>
+            <w:tcW w:type="dxa" w:w="1872"/>
+          </w:tcPr>
+          <w:p>
+            <w:pPr>
+              <w:jc w:val="right"/>
+            </w:pPr>
+            <w:r/>
+            <w:r>
+              <w:rPr>
+                <w:rFonts w:ascii="Calibri" w:hAnsi="Calibri"/>
+                <w:sz w:val="18"/>
+              </w:rPr>
+              <w:t>31</w:t>
+            </w:r>
+          </w:p>
+        </w:tc>
+        <w:tc>
+          <w:tcPr>
+            <w:tcW w:type="dxa" w:w="1872"/>
+          </w:tcPr>
+          <w:p>
+            <w:pPr>
+              <w:jc w:val="right"/>
+            </w:pPr>
+            <w:r/>
+            <w:r>
+              <w:rPr>
+                <w:rFonts w:ascii="Calibri" w:hAnsi="Calibri"/>
+                <w:sz w:val="18"/>
+              </w:rPr>
+              <w:t>$4.25</w:t>
+            </w:r>
+          </w:p>
+        </w:tc>
+        <w:tc>
+          <w:tcPr>
+            <w:tcW w:type="dxa" w:w="1872"/>
+          </w:tcPr>
+          <w:p>
+            <w:pPr>
+              <w:jc w:val="right"/>
+            </w:pPr>
+            <w:r/>
+            <w:r>
+              <w:rPr>
+                <w:rFonts w:ascii="Calibri" w:hAnsi="Calibri"/>
+                <w:sz w:val="18"/>
+              </w:rPr>
+              <w:t>$131.75</w:t>
+            </w:r>
+          </w:p>
+        </w:tc>
+      </w:tr>
+      <w:tr>
+        <w:tc>
+          <w:tcPr>
+            <w:tcW w:type="dxa" w:w="1872"/>
+            <w:shd w:val="clear" w:color="auto" w:fill="F0F0F0"/>
+          </w:tcPr>
+          <w:p>
+            <w:r/>
+            <w:r>
+              <w:rPr>
+                <w:rFonts w:ascii="Calibri" w:hAnsi="Calibri"/>
+                <w:b/>
+                <w:sz w:val="18"/>
+              </w:rPr>
+              <w:t>Subtotal — All-User Services (31)</w:t>
+            </w:r>
+          </w:p>
+        </w:tc>
+        <w:tc>
+          <w:tcPr>
+            <w:tcW w:type="dxa" w:w="1872"/>
+            <w:shd w:val="clear" w:color="auto" w:fill="F0F0F0"/>
+          </w:tcPr>
+          <w:p>
+            <w:r/>
+            <w:r>
+              <w:rPr>
+                <w:rFonts w:ascii="Calibri" w:hAnsi="Calibri"/>
+                <w:b/>
+                <w:sz w:val="18"/>
+              </w:rPr>
+            </w:r>
+          </w:p>
+        </w:tc>
+        <w:tc>
+          <w:tcPr>
+            <w:tcW w:type="dxa" w:w="1872"/>
+            <w:shd w:val="clear" w:color="auto" w:fill="F0F0F0"/>
+          </w:tcPr>
+          <w:p>
+            <w:r/>
+            <w:r>
+              <w:rPr>
+                <w:rFonts w:ascii="Calibri" w:hAnsi="Calibri"/>
+                <w:b/>
+                <w:sz w:val="18"/>
+              </w:rPr>
+            </w:r>
+          </w:p>
+        </w:tc>
+        <w:tc>
+          <w:tcPr>
+            <w:tcW w:type="dxa" w:w="1872"/>
+            <w:shd w:val="clear" w:color="auto" w:fill="F0F0F0"/>
+          </w:tcPr>
+          <w:p>
+            <w:r/>
+            <w:r>
+              <w:rPr>
+                <w:rFonts w:ascii="Calibri" w:hAnsi="Calibri"/>
+                <w:b/>
+                <w:sz w:val="18"/>
+              </w:rPr>
+            </w:r>
+          </w:p>
+        </w:tc>
+        <w:tc>
+          <w:tcPr>
+            <w:tcW w:type="dxa" w:w="1872"/>
+            <w:shd w:val="clear" w:color="auto" w:fill="F0F0F0"/>
+          </w:tcPr>
+          <w:p>
+            <w:r/>
+            <w:r>
+              <w:rPr>
+                <w:rFonts w:ascii="Calibri" w:hAnsi="Calibri"/>
+                <w:b/>
+                <w:sz w:val="18"/>
+              </w:rPr>
+              <w:t>$441.75</w:t>
+            </w:r>
+          </w:p>
+        </w:tc>
+      </w:tr>
+      <w:tr>
+        <w:tc>
+          <w:tcPr>
+            <w:tcW w:type="dxa" w:w="1872"/>
+            <w:shd w:val="clear" w:color="auto" w:fill="F0F0F0"/>
+          </w:tcPr>
+          <w:p>
+            <w:r/>
+            <w:r>
+              <w:rPr>
+                <w:rFonts w:ascii="Calibri" w:hAnsi="Calibri"/>
+                <w:b/>
+                <w:color w:val="006DB6"/>
+                <w:sz w:val="16"/>
+              </w:rPr>
+              <w:t>DOMAIN / SITE / IP SERVICES</w:t>
+            </w:r>
+          </w:p>
+        </w:tc>
+        <w:tc>
+          <w:tcPr>
+            <w:tcW w:type="dxa" w:w="1872"/>
+            <w:shd w:val="clear" w:color="auto" w:fill="F0F0F0"/>
+          </w:tcPr>
+          <w:p>
+            <w:r/>
+            <w:r>
+              <w:rPr>
+                <w:rFonts w:ascii="Calibri" w:hAnsi="Calibri"/>
+                <w:sz w:val="18"/>
+              </w:rPr>
+            </w:r>
+          </w:p>
+        </w:tc>
+        <w:tc>
+          <w:tcPr>
+            <w:tcW w:type="dxa" w:w="1872"/>
+            <w:shd w:val="clear" w:color="auto" w:fill="F0F0F0"/>
+          </w:tcPr>
+          <w:p>
+            <w:r/>
+            <w:r>
+              <w:rPr>
+                <w:rFonts w:ascii="Calibri" w:hAnsi="Calibri"/>
+                <w:sz w:val="18"/>
+              </w:rPr>
+            </w:r>
+          </w:p>
+        </w:tc>
+        <w:tc>
+          <w:tcPr>
+            <w:tcW w:type="dxa" w:w="1872"/>
+            <w:shd w:val="clear" w:color="auto" w:fill="F0F0F0"/>
+          </w:tcPr>
+          <w:p>
+            <w:r/>
+            <w:r>
+              <w:rPr>
+                <w:rFonts w:ascii="Calibri" w:hAnsi="Calibri"/>
+                <w:sz w:val="18"/>
+              </w:rPr>
+            </w:r>
+          </w:p>
+        </w:tc>
+        <w:tc>
+          <w:tcPr>
+            <w:tcW w:type="dxa" w:w="1872"/>
+            <w:shd w:val="clear" w:color="auto" w:fill="F0F0F0"/>
+          </w:tcPr>
+          <w:p>
+            <w:r/>
+            <w:r>
+              <w:rPr>
+                <w:rFonts w:ascii="Calibri" w:hAnsi="Calibri"/>
+                <w:sz w:val="18"/>
+              </w:rPr>
+            </w:r>
+          </w:p>
+        </w:tc>
+      </w:tr>
+      <w:tr>
+        <w:tc>
+          <w:tcPr>
+            <w:tcW w:type="dxa" w:w="1872"/>
+          </w:tcPr>
+          <w:p>
+            <w:r/>
+            <w:r>
+              <w:rPr>
+                <w:rFonts w:ascii="Calibri" w:hAnsi="Calibri"/>
+                <w:sz w:val="18"/>
+              </w:rPr>
+              <w:t>DMARC/DKIM Monitoring</w:t>
+            </w:r>
+          </w:p>
+        </w:tc>
+        <w:tc>
+          <w:tcPr>
+            <w:tcW w:type="dxa" w:w="1872"/>
+          </w:tcPr>
+          <w:p>
+            <w:r/>
+            <w:r>
+              <w:rPr>
+                <w:rFonts w:ascii="Calibri" w:hAnsi="Calibri"/>
+                <w:sz w:val="18"/>
+              </w:rPr>
+              <w:t>DKIM</w:t>
+            </w:r>
+          </w:p>
+        </w:tc>
+        <w:tc>
+          <w:tcPr>
+            <w:tcW w:type="dxa" w:w="1872"/>
+          </w:tcPr>
+          <w:p>
+            <w:r/>
+            <w:r>
+              <w:rPr>
+                <w:rFonts w:ascii="Calibri" w:hAnsi="Calibri"/>
+                <w:sz w:val="18"/>
+              </w:rPr>
+              <w:t>1</w:t>
+            </w:r>
+          </w:p>
+        </w:tc>
+        <w:tc>
+          <w:tcPr>
+            <w:tcW w:type="dxa" w:w="1872"/>
+          </w:tcPr>
+          <w:p>
+            <w:r/>
+            <w:r>
+              <w:rPr>
+                <w:rFonts w:ascii="Calibri" w:hAnsi="Calibri"/>
+                <w:sz w:val="18"/>
+              </w:rPr>
+              <w:t>$20.00</w:t>
+            </w:r>
+          </w:p>
+        </w:tc>
+        <w:tc>
+          <w:tcPr>
+            <w:tcW w:type="dxa" w:w="1872"/>
+          </w:tcPr>
+          <w:p>
+            <w:r/>
+            <w:r>
+              <w:rPr>
+                <w:rFonts w:ascii="Calibri" w:hAnsi="Calibri"/>
+                <w:sz w:val="18"/>
+              </w:rPr>
+              <w:t>$20.00</w:t>
+            </w:r>
+          </w:p>
+        </w:tc>
+      </w:tr>
+      <w:tr>
+        <w:tc>
+          <w:tcPr>
+            <w:tcW w:type="dxa" w:w="1872"/>
+          </w:tcPr>
+          <w:p>
+            <w:r/>
+            <w:r>
+              <w:rPr>
+                <w:rFonts w:ascii="Calibri" w:hAnsi="Calibri"/>
+                <w:sz w:val="18"/>
+              </w:rPr>
+              <w:t>Site Assessment (Physical Office)</w:t>
+            </w:r>
+          </w:p>
+        </w:tc>
+        <w:tc>
+          <w:tcPr>
+            <w:tcW w:type="dxa" w:w="1872"/>
+          </w:tcPr>
+          <w:p>
+            <w:r/>
+            <w:r>
+              <w:rPr>
+                <w:rFonts w:ascii="Calibri" w:hAnsi="Calibri"/>
+                <w:sz w:val="18"/>
+              </w:rPr>
+              <w:t>SA</w:t>
+            </w:r>
+          </w:p>
+        </w:tc>
+        <w:tc>
+          <w:tcPr>
+            <w:tcW w:type="dxa" w:w="1872"/>
+          </w:tcPr>
+          <w:p>
+            <w:r/>
+            <w:r>
+              <w:rPr>
+                <w:rFonts w:ascii="Calibri" w:hAnsi="Calibri"/>
+                <w:sz w:val="18"/>
+              </w:rPr>
+              <w:t>1</w:t>
+            </w:r>
+          </w:p>
+        </w:tc>
+        <w:tc>
+          <w:tcPr>
+            <w:tcW w:type="dxa" w:w="1872"/>
+          </w:tcPr>
+          <w:p>
+            <w:r/>
+            <w:r>
+              <w:rPr>
+                <w:rFonts w:ascii="Calibri" w:hAnsi="Calibri"/>
+                <w:sz w:val="18"/>
+              </w:rPr>
+              <w:t>$50.00</w:t>
+            </w:r>
+          </w:p>
+        </w:tc>
+        <w:tc>
+          <w:tcPr>
+            <w:tcW w:type="dxa" w:w="1872"/>
+          </w:tcPr>
+          <w:p>
+            <w:r/>
+            <w:r>
+              <w:rPr>
+                <w:rFonts w:ascii="Calibri" w:hAnsi="Calibri"/>
+                <w:sz w:val="18"/>
+              </w:rPr>
+              <w:t>$50.00</w:t>
+            </w:r>
+          </w:p>
+        </w:tc>
+      </w:tr>
+      <w:tr>
+        <w:tc>
+          <w:tcPr>
+            <w:tcW w:type="dxa" w:w="1872"/>
+          </w:tcPr>
+          <w:p>
+            <w:r/>
+            <w:r>
+              <w:rPr>
+                <w:rFonts w:ascii="Calibri" w:hAnsi="Calibri"/>
+                <w:sz w:val="18"/>
+              </w:rPr>
+              <w:t>Site Assessment (VDI Environment)</w:t>
+            </w:r>
+          </w:p>
+        </w:tc>
+        <w:tc>
+          <w:tcPr>
+            <w:tcW w:type="dxa" w:w="1872"/>
+          </w:tcPr>
+          <w:p>
+            <w:r/>
+            <w:r>
+              <w:rPr>
+                <w:rFonts w:ascii="Calibri" w:hAnsi="Calibri"/>
+                <w:sz w:val="18"/>
+              </w:rPr>
+              <w:t>SA</w:t>
+            </w:r>
+          </w:p>
+        </w:tc>
+        <w:tc>
+          <w:tcPr>
+            <w:tcW w:type="dxa" w:w="1872"/>
+          </w:tcPr>
+          <w:p>
+            <w:r/>
+            <w:r>
+              <w:rPr>
+                <w:rFonts w:ascii="Calibri" w:hAnsi="Calibri"/>
+                <w:sz w:val="18"/>
+              </w:rPr>
+              <w:t>1</w:t>
+            </w:r>
+          </w:p>
+        </w:tc>
+        <w:tc>
+          <w:tcPr>
+            <w:tcW w:type="dxa" w:w="1872"/>
+          </w:tcPr>
+          <w:p>
+            <w:r/>
+            <w:r>
+              <w:rPr>
+                <w:rFonts w:ascii="Calibri" w:hAnsi="Calibri"/>
+                <w:sz w:val="18"/>
+              </w:rPr>
+              <w:t>$50.00</w:t>
+            </w:r>
+          </w:p>
+        </w:tc>
+        <w:tc>
+          <w:tcPr>
+            <w:tcW w:type="dxa" w:w="1872"/>
+          </w:tcPr>
+          <w:p>
+            <w:r/>
+            <w:r>
+              <w:rPr>
+                <w:rFonts w:ascii="Calibri" w:hAnsi="Calibri"/>
+                <w:sz w:val="18"/>
+              </w:rPr>
+              <w:t>$50.00</w:t>
+            </w:r>
+          </w:p>
+        </w:tc>
+      </w:tr>
+      <w:tr>
+        <w:tc>
+          <w:tcPr>
+            <w:tcW w:type="dxa" w:w="1872"/>
+            <w:shd w:val="clear" w:color="auto" w:fill="F0F0F0"/>
+          </w:tcPr>
+          <w:p>
+            <w:r/>
+            <w:r>
+              <w:rPr>
+                <w:rFonts w:ascii="Calibri" w:hAnsi="Calibri"/>
+                <w:sz w:val="18"/>
+              </w:rPr>
+              <w:t>Real-Time Pen Testing</w:t>
+            </w:r>
+          </w:p>
+        </w:tc>
+        <w:tc>
+          <w:tcPr>
+            <w:tcW w:type="dxa" w:w="1872"/>
+            <w:shd w:val="clear" w:color="auto" w:fill="F0F0F0"/>
+          </w:tcPr>
+          <w:p>
+            <w:r/>
+            <w:r>
+              <w:rPr>
+                <w:rFonts w:ascii="Calibri" w:hAnsi="Calibri"/>
+                <w:sz w:val="18"/>
+              </w:rPr>
+              <w:t>RTPT</w:t>
+            </w:r>
+          </w:p>
+        </w:tc>
+        <w:tc>
+          <w:tcPr>
+            <w:tcW w:type="dxa" w:w="1872"/>
+            <w:shd w:val="clear" w:color="auto" w:fill="F0F0F0"/>
+          </w:tcPr>
+          <w:p>
+            <w:r/>
+            <w:r>
+              <w:rPr>
+                <w:rFonts w:ascii="Calibri" w:hAnsi="Calibri"/>
+                <w:sz w:val="18"/>
+              </w:rPr>
+              <w:t>6 IPs</w:t>
+            </w:r>
+          </w:p>
+        </w:tc>
+        <w:tc>
+          <w:tcPr>
+            <w:tcW w:type="dxa" w:w="1872"/>
+            <w:shd w:val="clear" w:color="auto" w:fill="F0F0F0"/>
+          </w:tcPr>
+          <w:p>
+            <w:r/>
+            <w:r>
+              <w:rPr>
+                <w:rFonts w:ascii="Calibri" w:hAnsi="Calibri"/>
+                <w:sz w:val="18"/>
+              </w:rPr>
+              <w:t>$7.00</w:t>
+            </w:r>
+          </w:p>
+        </w:tc>
+        <w:tc>
+          <w:tcPr>
+            <w:tcW w:type="dxa" w:w="1872"/>
+            <w:shd w:val="clear" w:color="auto" w:fill="F0F0F0"/>
+          </w:tcPr>
+          <w:p>
+            <w:r/>
+            <w:r>
+              <w:rPr>
+                <w:rFonts w:ascii="Calibri" w:hAnsi="Calibri"/>
+                <w:sz w:val="18"/>
+              </w:rPr>
+              <w:t>$42.00</w:t>
+            </w:r>
+          </w:p>
+        </w:tc>
+      </w:tr>
+      <w:tr>
+        <w:tc>
+          <w:tcPr>
+            <w:tcW w:type="dxa" w:w="1872"/>
+          </w:tcPr>
+          <w:p>
+            <w:r/>
+            <w:r>
+              <w:rPr>
+                <w:rFonts w:ascii="Calibri" w:hAnsi="Calibri"/>
+                <w:b/>
+                <w:sz w:val="18"/>
+              </w:rPr>
+              <w:t>Subtotal — Domain / Site / IP</w:t>
+            </w:r>
+          </w:p>
+        </w:tc>
+        <w:tc>
+          <w:tcPr>
+            <w:tcW w:type="dxa" w:w="1872"/>
+          </w:tcPr>
+          <w:p>
+            <w:r/>
+            <w:r>
+              <w:rPr>
+                <w:rFonts w:ascii="Calibri" w:hAnsi="Calibri"/>
+                <w:b/>
+                <w:sz w:val="18"/>
+              </w:rPr>
+            </w:r>
+          </w:p>
+        </w:tc>
+        <w:tc>
+          <w:tcPr>
+            <w:tcW w:type="dxa" w:w="1872"/>
+          </w:tcPr>
+          <w:p>
+            <w:r/>
+            <w:r>
+              <w:rPr>
+                <w:rFonts w:ascii="Calibri" w:hAnsi="Calibri"/>
+                <w:b/>
+                <w:sz w:val="18"/>
+              </w:rPr>
+            </w:r>
+          </w:p>
+        </w:tc>
+        <w:tc>
+          <w:tcPr>
+            <w:tcW w:type="dxa" w:w="1872"/>
+          </w:tcPr>
+          <w:p>
+            <w:r/>
+            <w:r>
+              <w:rPr>
+                <w:rFonts w:ascii="Calibri" w:hAnsi="Calibri"/>
+                <w:b/>
+                <w:sz w:val="18"/>
+              </w:rPr>
+            </w:r>
+          </w:p>
+        </w:tc>
+        <w:tc>
+          <w:tcPr>
+            <w:tcW w:type="dxa" w:w="1872"/>
+          </w:tcPr>
+          <w:p>
+            <w:r/>
+            <w:r>
+              <w:rPr>
+                <w:rFonts w:ascii="Calibri" w:hAnsi="Calibri"/>
+                <w:b/>
+                <w:sz w:val="18"/>
+              </w:rPr>
+              <w:t>$162.00</w:t>
+            </w:r>
+          </w:p>
+        </w:tc>
+      </w:tr>
+      <w:tr>
+        <w:tc>
+          <w:tcPr>
+            <w:tcW w:type="dxa" w:w="1872"/>
+            <w:shd w:val="clear" w:color="auto" w:fill="F0F0F0"/>
+          </w:tcPr>
+          <w:p>
+            <w:r/>
+            <w:r>
+              <w:rPr>
+                <w:rFonts w:ascii="Calibri" w:hAnsi="Calibri"/>
+                <w:b/>
+                <w:color w:val="006DB6"/>
+                <w:sz w:val="16"/>
+              </w:rPr>
+              <w:t>SHARED STORAGE</w:t>
+            </w:r>
+          </w:p>
+        </w:tc>
+        <w:tc>
+          <w:tcPr>
+            <w:tcW w:type="dxa" w:w="1872"/>
+            <w:shd w:val="clear" w:color="auto" w:fill="F0F0F0"/>
+          </w:tcPr>
+          <w:p>
+            <w:r/>
+            <w:r>
+              <w:rPr>
+                <w:rFonts w:ascii="Calibri" w:hAnsi="Calibri"/>
+                <w:sz w:val="18"/>
+              </w:rPr>
+            </w:r>
+          </w:p>
+        </w:tc>
+        <w:tc>
+          <w:tcPr>
+            <w:tcW w:type="dxa" w:w="1872"/>
+            <w:shd w:val="clear" w:color="auto" w:fill="F0F0F0"/>
+          </w:tcPr>
+          <w:p>
+            <w:r/>
+            <w:r>
+              <w:rPr>
+                <w:rFonts w:ascii="Calibri" w:hAnsi="Calibri"/>
+                <w:sz w:val="18"/>
+              </w:rPr>
+            </w:r>
+          </w:p>
+        </w:tc>
+        <w:tc>
+          <w:tcPr>
+            <w:tcW w:type="dxa" w:w="1872"/>
+            <w:shd w:val="clear" w:color="auto" w:fill="F0F0F0"/>
+          </w:tcPr>
+          <w:p>
+            <w:r/>
+            <w:r>
+              <w:rPr>
+                <w:rFonts w:ascii="Calibri" w:hAnsi="Calibri"/>
+                <w:sz w:val="18"/>
+              </w:rPr>
+            </w:r>
+          </w:p>
+        </w:tc>
+        <w:tc>
+          <w:tcPr>
+            <w:tcW w:type="dxa" w:w="1872"/>
+            <w:shd w:val="clear" w:color="auto" w:fill="F0F0F0"/>
+          </w:tcPr>
+          <w:p>
+            <w:r/>
+            <w:r>
+              <w:rPr>
+                <w:rFonts w:ascii="Calibri" w:hAnsi="Calibri"/>
+                <w:sz w:val="18"/>
+              </w:rPr>
+            </w:r>
+          </w:p>
+        </w:tc>
+      </w:tr>
+      <w:tr>
+        <w:tc>
+          <w:tcPr>
+            <w:tcW w:type="dxa" w:w="1872"/>
+          </w:tcPr>
+          <w:p>
+            <w:r/>
+            <w:r>
+              <w:rPr>
+                <w:rFonts w:ascii="Calibri" w:hAnsi="Calibri"/>
+                <w:sz w:val="18"/>
+              </w:rPr>
+              <w:t>Production Storage (VDI profiles)</w:t>
+            </w:r>
+          </w:p>
+        </w:tc>
+        <w:tc>
+          <w:tcPr>
+            <w:tcW w:type="dxa" w:w="1872"/>
+          </w:tcPr>
+          <w:p>
+            <w:r/>
+            <w:r>
+              <w:rPr>
+                <w:rFonts w:ascii="Calibri" w:hAnsi="Calibri"/>
+                <w:sz w:val="18"/>
+              </w:rPr>
+              <w:t>TB-PSTR</w:t>
+            </w:r>
+          </w:p>
+        </w:tc>
+        <w:tc>
+          <w:tcPr>
+            <w:tcW w:type="dxa" w:w="1872"/>
+          </w:tcPr>
+          <w:p>
+            <w:r/>
+            <w:r>
+              <w:rPr>
+                <w:rFonts w:ascii="Calibri" w:hAnsi="Calibri"/>
+                <w:sz w:val="18"/>
+              </w:rPr>
+              <w:t>2 TB</w:t>
+            </w:r>
+          </w:p>
+        </w:tc>
+        <w:tc>
+          <w:tcPr>
+            <w:tcW w:type="dxa" w:w="1872"/>
+          </w:tcPr>
+          <w:p>
+            <w:r/>
+            <w:r>
+              <w:rPr>
+                <w:rFonts w:ascii="Calibri" w:hAnsi="Calibri"/>
+                <w:sz w:val="18"/>
+              </w:rPr>
+              <w:t>$200/TB</w:t>
+            </w:r>
+          </w:p>
+        </w:tc>
+        <w:tc>
+          <w:tcPr>
+            <w:tcW w:type="dxa" w:w="1872"/>
+          </w:tcPr>
+          <w:p>
+            <w:r/>
+            <w:r>
+              <w:rPr>
+                <w:rFonts w:ascii="Calibri" w:hAnsi="Calibri"/>
+                <w:sz w:val="18"/>
+              </w:rPr>
+              <w:t>$400.00</w:t>
+            </w:r>
+          </w:p>
+        </w:tc>
+      </w:tr>
+      <w:tr>
+        <w:tc>
+          <w:tcPr>
+            <w:tcW w:type="dxa" w:w="1872"/>
+          </w:tcPr>
+          <w:p>
+            <w:r/>
+            <w:r>
+              <w:rPr>
+                <w:rFonts w:ascii="Calibri" w:hAnsi="Calibri"/>
+                <w:sz w:val="18"/>
+              </w:rPr>
+              <w:t>Backup Storage (V365 / SEC 17a-4)</w:t>
+            </w:r>
+          </w:p>
+        </w:tc>
+        <w:tc>
+          <w:tcPr>
+            <w:tcW w:type="dxa" w:w="1872"/>
+          </w:tcPr>
+          <w:p>
+            <w:r/>
+            <w:r>
+              <w:rPr>
+                <w:rFonts w:ascii="Calibri" w:hAnsi="Calibri"/>
+                <w:sz w:val="18"/>
+              </w:rPr>
+              <w:t>TB-BSTR</w:t>
+            </w:r>
+          </w:p>
+        </w:tc>
+        <w:tc>
+          <w:tcPr>
+            <w:tcW w:type="dxa" w:w="1872"/>
+          </w:tcPr>
+          <w:p>
+            <w:r/>
+            <w:r>
+              <w:rPr>
+                <w:rFonts w:ascii="Calibri" w:hAnsi="Calibri"/>
+                <w:sz w:val="18"/>
+              </w:rPr>
+              <w:t>2 TB</w:t>
+            </w:r>
+          </w:p>
+        </w:tc>
+        <w:tc>
+          <w:tcPr>
+            <w:tcW w:type="dxa" w:w="1872"/>
+          </w:tcPr>
+          <w:p>
+            <w:r/>
+            <w:r>
+              <w:rPr>
+                <w:rFonts w:ascii="Calibri" w:hAnsi="Calibri"/>
+                <w:sz w:val="18"/>
+              </w:rPr>
+              <w:t>$50/TB</w:t>
+            </w:r>
+          </w:p>
+        </w:tc>
+        <w:tc>
+          <w:tcPr>
+            <w:tcW w:type="dxa" w:w="1872"/>
+          </w:tcPr>
+          <w:p>
+            <w:r/>
+            <w:r>
+              <w:rPr>
+                <w:rFonts w:ascii="Calibri" w:hAnsi="Calibri"/>
+                <w:sz w:val="18"/>
+              </w:rPr>
+              <w:t>$100.00</w:t>
+            </w:r>
+          </w:p>
+        </w:tc>
+      </w:tr>
+      <w:tr>
+        <w:tc>
+          <w:tcPr>
+            <w:tcW w:type="dxa" w:w="1872"/>
+            <w:shd w:val="clear" w:color="auto" w:fill="F0F0F0"/>
+          </w:tcPr>
+          <w:p>
+            <w:r/>
+            <w:r>
+              <w:rPr>
+                <w:rFonts w:ascii="Calibri" w:hAnsi="Calibri"/>
+                <w:b/>
+                <w:sz w:val="18"/>
+              </w:rPr>
+              <w:t>Subtotal — Shared Storage</w:t>
+            </w:r>
+          </w:p>
+        </w:tc>
+        <w:tc>
+          <w:tcPr>
+            <w:tcW w:type="dxa" w:w="1872"/>
+            <w:shd w:val="clear" w:color="auto" w:fill="F0F0F0"/>
+          </w:tcPr>
+          <w:p>
+            <w:r/>
+            <w:r>
+              <w:rPr>
+                <w:rFonts w:ascii="Calibri" w:hAnsi="Calibri"/>
+                <w:b/>
+                <w:sz w:val="18"/>
+              </w:rPr>
+            </w:r>
+          </w:p>
+        </w:tc>
+        <w:tc>
+          <w:tcPr>
+            <w:tcW w:type="dxa" w:w="1872"/>
+            <w:shd w:val="clear" w:color="auto" w:fill="F0F0F0"/>
+          </w:tcPr>
+          <w:p>
+            <w:r/>
+            <w:r>
+              <w:rPr>
+                <w:rFonts w:ascii="Calibri" w:hAnsi="Calibri"/>
+                <w:b/>
+                <w:sz w:val="18"/>
+              </w:rPr>
+            </w:r>
+          </w:p>
+        </w:tc>
+        <w:tc>
+          <w:tcPr>
+            <w:tcW w:type="dxa" w:w="1872"/>
+            <w:shd w:val="clear" w:color="auto" w:fill="F0F0F0"/>
+          </w:tcPr>
+          <w:p>
+            <w:r/>
+            <w:r>
+              <w:rPr>
+                <w:rFonts w:ascii="Calibri" w:hAnsi="Calibri"/>
+                <w:b/>
+                <w:sz w:val="18"/>
+              </w:rPr>
+            </w:r>
+          </w:p>
+        </w:tc>
+        <w:tc>
+          <w:tcPr>
+            <w:tcW w:type="dxa" w:w="1872"/>
+            <w:shd w:val="clear" w:color="auto" w:fill="F0F0F0"/>
+          </w:tcPr>
+          <w:p>
+            <w:r/>
+            <w:r>
+              <w:rPr>
+                <w:rFonts w:ascii="Calibri" w:hAnsi="Calibri"/>
+                <w:b/>
+                <w:sz w:val="18"/>
+              </w:rPr>
+              <w:t>$500.00</w:t>
+            </w:r>
+          </w:p>
+        </w:tc>
+      </w:tr>
+      <w:tr>
+        <w:tc>
+          <w:tcPr>
+            <w:tcW w:type="dxa" w:w="1872"/>
+            <w:shd w:val="clear" w:color="auto" w:fill="F0F0F0"/>
+          </w:tcPr>
+          <w:p>
+            <w:r/>
+            <w:r>
+              <w:rPr>
+                <w:rFonts w:ascii="Calibri" w:hAnsi="Calibri"/>
+                <w:b/>
+                <w:color w:val="006DB6"/>
+                <w:sz w:val="16"/>
+              </w:rPr>
+              <w:t>VIRTUAL STAFF SUPPORT (UNCHANGED)</w:t>
+            </w:r>
+          </w:p>
+        </w:tc>
+        <w:tc>
+          <w:tcPr>
+            <w:tcW w:type="dxa" w:w="1872"/>
+            <w:shd w:val="clear" w:color="auto" w:fill="F0F0F0"/>
+          </w:tcPr>
+          <w:p>
+            <w:r/>
+            <w:r>
+              <w:rPr>
+                <w:rFonts w:ascii="Calibri" w:hAnsi="Calibri"/>
+                <w:sz w:val="18"/>
+              </w:rPr>
+            </w:r>
+          </w:p>
+        </w:tc>
+        <w:tc>
+          <w:tcPr>
+            <w:tcW w:type="dxa" w:w="1872"/>
+            <w:shd w:val="clear" w:color="auto" w:fill="F0F0F0"/>
+          </w:tcPr>
+          <w:p>
+            <w:r/>
+            <w:r>
+              <w:rPr>
+                <w:rFonts w:ascii="Calibri" w:hAnsi="Calibri"/>
+                <w:sz w:val="18"/>
+              </w:rPr>
+            </w:r>
+          </w:p>
+        </w:tc>
+        <w:tc>
+          <w:tcPr>
+            <w:tcW w:type="dxa" w:w="1872"/>
+            <w:shd w:val="clear" w:color="auto" w:fill="F0F0F0"/>
+          </w:tcPr>
+          <w:p>
+            <w:r/>
+            <w:r>
+              <w:rPr>
+                <w:rFonts w:ascii="Calibri" w:hAnsi="Calibri"/>
+                <w:sz w:val="18"/>
+              </w:rPr>
+            </w:r>
+          </w:p>
+        </w:tc>
+        <w:tc>
+          <w:tcPr>
+            <w:tcW w:type="dxa" w:w="1872"/>
+            <w:shd w:val="clear" w:color="auto" w:fill="F0F0F0"/>
+          </w:tcPr>
+          <w:p>
+            <w:r/>
+            <w:r>
+              <w:rPr>
+                <w:rFonts w:ascii="Calibri" w:hAnsi="Calibri"/>
+                <w:sz w:val="18"/>
+              </w:rPr>
+            </w:r>
+          </w:p>
+        </w:tc>
+      </w:tr>
+      <w:tr>
+        <w:tc>
+          <w:tcPr>
+            <w:tcW w:type="dxa" w:w="1872"/>
+          </w:tcPr>
+          <w:p>
+            <w:r/>
+            <w:r>
+              <w:rPr>
+                <w:rFonts w:ascii="Calibri" w:hAnsi="Calibri"/>
+                <w:sz w:val="18"/>
+              </w:rPr>
+              <w:t>CTO Advisory (Normal Hours)</w:t>
+            </w:r>
+          </w:p>
+        </w:tc>
+        <w:tc>
+          <w:tcPr>
+            <w:tcW w:type="dxa" w:w="1872"/>
+          </w:tcPr>
+          <w:p>
+            <w:r/>
+            <w:r>
+              <w:rPr>
+                <w:rFonts w:ascii="Calibri" w:hAnsi="Calibri"/>
+                <w:sz w:val="18"/>
+              </w:rPr>
+              <w:t>IRV-AD1</w:t>
+            </w:r>
+          </w:p>
+        </w:tc>
+        <w:tc>
+          <w:tcPr>
+            <w:tcW w:type="dxa" w:w="1872"/>
+          </w:tcPr>
+          <w:p>
+            <w:r/>
+            <w:r>
+              <w:rPr>
+                <w:rFonts w:ascii="Calibri" w:hAnsi="Calibri"/>
+                <w:sz w:val="18"/>
+              </w:rPr>
+              <w:t>3 hrs</w:t>
+            </w:r>
+          </w:p>
+        </w:tc>
+        <w:tc>
+          <w:tcPr>
+            <w:tcW w:type="dxa" w:w="1872"/>
+          </w:tcPr>
+          <w:p>
+            <w:r/>
+            <w:r>
+              <w:rPr>
+                <w:rFonts w:ascii="Calibri" w:hAnsi="Calibri"/>
+                <w:sz w:val="18"/>
+              </w:rPr>
+              <w:t>$225/hr</w:t>
+            </w:r>
+          </w:p>
+        </w:tc>
+        <w:tc>
+          <w:tcPr>
+            <w:tcW w:type="dxa" w:w="1872"/>
+          </w:tcPr>
+          <w:p>
+            <w:r/>
+            <w:r>
+              <w:rPr>
+                <w:rFonts w:ascii="Calibri" w:hAnsi="Calibri"/>
+                <w:sz w:val="18"/>
+              </w:rPr>
+              <w:t>$675.00</w:t>
+            </w:r>
+          </w:p>
+        </w:tc>
+      </w:tr>
+      <w:tr>
+        <w:tc>
+          <w:tcPr>
+            <w:tcW w:type="dxa" w:w="1872"/>
+          </w:tcPr>
+          <w:p>
+            <w:r/>
+            <w:r>
+              <w:rPr>
+                <w:rFonts w:ascii="Calibri" w:hAnsi="Calibri"/>
+                <w:sz w:val="18"/>
+              </w:rPr>
+              <w:t>US Tech Support (Normal Hours)</w:t>
+            </w:r>
+          </w:p>
+        </w:tc>
+        <w:tc>
+          <w:tcPr>
+            <w:tcW w:type="dxa" w:w="1872"/>
+          </w:tcPr>
+          <w:p>
+            <w:r/>
+            <w:r>
+              <w:rPr>
+                <w:rFonts w:ascii="Calibri" w:hAnsi="Calibri"/>
+                <w:sz w:val="18"/>
+              </w:rPr>
+              <w:t>IRV-TS1</w:t>
+            </w:r>
+          </w:p>
+        </w:tc>
+        <w:tc>
+          <w:tcPr>
+            <w:tcW w:type="dxa" w:w="1872"/>
+          </w:tcPr>
+          <w:p>
+            <w:r/>
+            <w:r>
+              <w:rPr>
+                <w:rFonts w:ascii="Calibri" w:hAnsi="Calibri"/>
+                <w:sz w:val="18"/>
+              </w:rPr>
+              <w:t>6 hrs</w:t>
+            </w:r>
+          </w:p>
+        </w:tc>
+        <w:tc>
+          <w:tcPr>
+            <w:tcW w:type="dxa" w:w="1872"/>
+          </w:tcPr>
+          <w:p>
+            <w:r/>
+            <w:r>
+              <w:rPr>
+                <w:rFonts w:ascii="Calibri" w:hAnsi="Calibri"/>
+                <w:sz w:val="18"/>
+              </w:rPr>
+              <w:t>$125/hr</w:t>
+            </w:r>
+          </w:p>
+        </w:tc>
+        <w:tc>
+          <w:tcPr>
+            <w:tcW w:type="dxa" w:w="1872"/>
+          </w:tcPr>
+          <w:p>
+            <w:r/>
+            <w:r>
+              <w:rPr>
+                <w:rFonts w:ascii="Calibri" w:hAnsi="Calibri"/>
+                <w:sz w:val="18"/>
+              </w:rPr>
+              <w:t>$750.00</w:t>
+            </w:r>
+          </w:p>
+        </w:tc>
+      </w:tr>
+      <w:tr>
+        <w:tc>
+          <w:tcPr>
+            <w:tcW w:type="dxa" w:w="1872"/>
+          </w:tcPr>
+          <w:p>
+            <w:r/>
+            <w:r>
+              <w:rPr>
+                <w:rFonts w:ascii="Calibri" w:hAnsi="Calibri"/>
+                <w:sz w:val="18"/>
+              </w:rPr>
+              <w:t>India Tech Support (Normal Hours)</w:t>
+            </w:r>
+          </w:p>
+        </w:tc>
+        <w:tc>
+          <w:tcPr>
+            <w:tcW w:type="dxa" w:w="1872"/>
+          </w:tcPr>
+          <w:p>
+            <w:r/>
+            <w:r>
+              <w:rPr>
+                <w:rFonts w:ascii="Calibri" w:hAnsi="Calibri"/>
+                <w:sz w:val="18"/>
+              </w:rPr>
+              <w:t>CHD-TS1</w:t>
+            </w:r>
+          </w:p>
+        </w:tc>
+        <w:tc>
+          <w:tcPr>
+            <w:tcW w:type="dxa" w:w="1872"/>
+          </w:tcPr>
+          <w:p>
+            <w:r/>
+            <w:r>
+              <w:rPr>
+                <w:rFonts w:ascii="Calibri" w:hAnsi="Calibri"/>
+                <w:sz w:val="18"/>
+              </w:rPr>
+              <w:t>22 hrs</w:t>
+            </w:r>
+          </w:p>
+        </w:tc>
+        <w:tc>
+          <w:tcPr>
+            <w:tcW w:type="dxa" w:w="1872"/>
+          </w:tcPr>
+          <w:p>
+            <w:r/>
+            <w:r>
+              <w:rPr>
+                <w:rFonts w:ascii="Calibri" w:hAnsi="Calibri"/>
+                <w:sz w:val="18"/>
+              </w:rPr>
+              <w:t>$15/hr</w:t>
+            </w:r>
+          </w:p>
+        </w:tc>
+        <w:tc>
+          <w:tcPr>
+            <w:tcW w:type="dxa" w:w="1872"/>
+          </w:tcPr>
+          <w:p>
+            <w:r/>
+            <w:r>
+              <w:rPr>
+                <w:rFonts w:ascii="Calibri" w:hAnsi="Calibri"/>
+                <w:sz w:val="18"/>
+              </w:rPr>
+              <w:t>$330.00</w:t>
+            </w:r>
+          </w:p>
+        </w:tc>
+      </w:tr>
+      <w:tr>
+        <w:tc>
+          <w:tcPr>
+            <w:tcW w:type="dxa" w:w="1872"/>
+          </w:tcPr>
+          <w:p>
+            <w:r/>
+            <w:r>
+              <w:rPr>
+                <w:rFonts w:ascii="Calibri" w:hAnsi="Calibri"/>
+                <w:sz w:val="18"/>
+              </w:rPr>
+              <w:t>India Tech Support (After-Hours)</w:t>
+            </w:r>
+          </w:p>
+        </w:tc>
+        <w:tc>
+          <w:tcPr>
+            <w:tcW w:type="dxa" w:w="1872"/>
+          </w:tcPr>
+          <w:p>
+            <w:r/>
+            <w:r>
+              <w:rPr>
+                <w:rFonts w:ascii="Calibri" w:hAnsi="Calibri"/>
+                <w:sz w:val="18"/>
+              </w:rPr>
+              <w:t>CHD-TS1</w:t>
+            </w:r>
+          </w:p>
+        </w:tc>
+        <w:tc>
+          <w:tcPr>
+            <w:tcW w:type="dxa" w:w="1872"/>
+          </w:tcPr>
+          <w:p>
+            <w:r/>
+            <w:r>
+              <w:rPr>
+                <w:rFonts w:ascii="Calibri" w:hAnsi="Calibri"/>
+                <w:sz w:val="18"/>
+              </w:rPr>
+              <w:t>8 hrs</w:t>
+            </w:r>
+          </w:p>
+        </w:tc>
+        <w:tc>
+          <w:tcPr>
+            <w:tcW w:type="dxa" w:w="1872"/>
+          </w:tcPr>
+          <w:p>
+            <w:r/>
+            <w:r>
+              <w:rPr>
+                <w:rFonts w:ascii="Calibri" w:hAnsi="Calibri"/>
+                <w:sz w:val="18"/>
+              </w:rPr>
+              <w:t>$30/hr</w:t>
+            </w:r>
+          </w:p>
+        </w:tc>
+        <w:tc>
+          <w:tcPr>
+            <w:tcW w:type="dxa" w:w="1872"/>
+          </w:tcPr>
+          <w:p>
+            <w:r/>
+            <w:r>
+              <w:rPr>
+                <w:rFonts w:ascii="Calibri" w:hAnsi="Calibri"/>
+                <w:sz w:val="18"/>
+              </w:rPr>
+              <w:t>$240.00</w:t>
+            </w:r>
+          </w:p>
+        </w:tc>
+      </w:tr>
+      <w:tr>
+        <w:tc>
+          <w:tcPr>
+            <w:tcW w:type="dxa" w:w="1872"/>
+          </w:tcPr>
+          <w:p>
+            <w:r/>
+            <w:r>
+              <w:rPr>
+                <w:rFonts w:ascii="Calibri" w:hAnsi="Calibri"/>
+                <w:b/>
+                <w:sz w:val="18"/>
+              </w:rPr>
+              <w:t>Subtotal — Virtual Staff Support</w:t>
+            </w:r>
+          </w:p>
+        </w:tc>
+        <w:tc>
+          <w:tcPr>
+            <w:tcW w:type="dxa" w:w="1872"/>
+          </w:tcPr>
+          <w:p>
+            <w:r/>
+            <w:r>
+              <w:rPr>
+                <w:rFonts w:ascii="Calibri" w:hAnsi="Calibri"/>
+                <w:b/>
+                <w:sz w:val="18"/>
+              </w:rPr>
+            </w:r>
+          </w:p>
+        </w:tc>
+        <w:tc>
+          <w:tcPr>
+            <w:tcW w:type="dxa" w:w="1872"/>
+          </w:tcPr>
+          <w:p>
+            <w:r/>
+            <w:r>
+              <w:rPr>
+                <w:rFonts w:ascii="Calibri" w:hAnsi="Calibri"/>
+                <w:b/>
+                <w:sz w:val="18"/>
+              </w:rPr>
+              <w:t>39 hrs</w:t>
+            </w:r>
+          </w:p>
+        </w:tc>
+        <w:tc>
+          <w:tcPr>
+            <w:tcW w:type="dxa" w:w="1872"/>
+          </w:tcPr>
+          <w:p>
+            <w:r/>
+            <w:r>
+              <w:rPr>
+                <w:rFonts w:ascii="Calibri" w:hAnsi="Calibri"/>
+                <w:b/>
+                <w:sz w:val="18"/>
+              </w:rPr>
+            </w:r>
+          </w:p>
+        </w:tc>
+        <w:tc>
+          <w:tcPr>
+            <w:tcW w:type="dxa" w:w="1872"/>
+          </w:tcPr>
+          <w:p>
+            <w:r/>
+            <w:r>
+              <w:rPr>
+                <w:rFonts w:ascii="Calibri" w:hAnsi="Calibri"/>
+                <w:b/>
+                <w:sz w:val="18"/>
+              </w:rPr>
+              <w:t>$1,995.00</w:t>
+            </w:r>
+          </w:p>
+        </w:tc>
+      </w:tr>
+      <w:tr>
+        <w:tc>
+          <w:tcPr>
+            <w:tcW w:type="dxa" w:w="1872"/>
+            <w:shd w:val="clear" w:color="auto" w:fill="006DB6"/>
+          </w:tcPr>
+          <w:p>
+            <w:r>
+              <w:rPr>
+                <w:color w:val="FFFFFF"/>
+              </w:rPr>
+            </w:r>
+            <w:r>
+              <w:rPr>
+                <w:rFonts w:ascii="Calibri" w:hAnsi="Calibri"/>
+                <w:b/>
+                <w:color w:val="FFFFFF"/>
+                <w:sz w:val="18"/>
+              </w:rPr>
+              <w:t>PROPOSED TOTAL MONTHLY</w:t>
+            </w:r>
+          </w:p>
+        </w:tc>
+        <w:tc>
+          <w:tcPr>
+            <w:tcW w:type="dxa" w:w="1872"/>
+            <w:shd w:val="clear" w:color="auto" w:fill="006DB6"/>
+          </w:tcPr>
+          <w:p>
+            <w:r>
+              <w:rPr>
+                <w:color w:val="FFFFFF"/>
+              </w:rPr>
+            </w:r>
+            <w:r>
+              <w:rPr>
+                <w:rFonts w:ascii="Calibri" w:hAnsi="Calibri"/>
+                <w:b/>
+                <w:color w:val="FFFFFF"/>
+                <w:sz w:val="18"/>
+              </w:rPr>
+            </w:r>
+          </w:p>
+        </w:tc>
+        <w:tc>
+          <w:tcPr>
+            <w:tcW w:type="dxa" w:w="1872"/>
+            <w:shd w:val="clear" w:color="auto" w:fill="006DB6"/>
+          </w:tcPr>
+          <w:p>
+            <w:r>
+              <w:rPr>
+                <w:color w:val="FFFFFF"/>
+              </w:rPr>
+            </w:r>
+            <w:r>
+              <w:rPr>
+                <w:rFonts w:ascii="Calibri" w:hAnsi="Calibri"/>
+                <w:b/>
+                <w:color w:val="FFFFFF"/>
+                <w:sz w:val="18"/>
+              </w:rPr>
+            </w:r>
+          </w:p>
+        </w:tc>
+        <w:tc>
+          <w:tcPr>
+            <w:tcW w:type="dxa" w:w="1872"/>
+            <w:shd w:val="clear" w:color="auto" w:fill="006DB6"/>
+          </w:tcPr>
+          <w:p>
+            <w:r>
+              <w:rPr>
+                <w:color w:val="FFFFFF"/>
+              </w:rPr>
+            </w:r>
+            <w:r>
+              <w:rPr>
+                <w:rFonts w:ascii="Calibri" w:hAnsi="Calibri"/>
+                <w:b/>
+                <w:color w:val="FFFFFF"/>
+                <w:sz w:val="18"/>
+              </w:rPr>
+            </w:r>
+          </w:p>
+        </w:tc>
+        <w:tc>
+          <w:tcPr>
+            <w:tcW w:type="dxa" w:w="1872"/>
+            <w:shd w:val="clear" w:color="auto" w:fill="006DB6"/>
+          </w:tcPr>
+          <w:p>
+            <w:r>
+              <w:rPr>
+                <w:color w:val="FFFFFF"/>
+              </w:rPr>
+            </w:r>
+            <w:r>
+              <w:rPr>
+                <w:rFonts w:ascii="Calibri" w:hAnsi="Calibri"/>
+                <w:b/>
+                <w:color w:val="FFFFFF"/>
+                <w:sz w:val="18"/>
+              </w:rPr>
+              <w:t>$5,770.45</w:t>
+            </w:r>
+          </w:p>
+        </w:tc>
+      </w:tr>
+    </w:tbl>
+    <w:p/>
+    <w:p>
+      <w:pPr>
+        <w:spacing w:after="120"/>
+      </w:pPr>
+      <w:r>
+        <w:rPr>
+          <w:rFonts w:ascii="Open Sans" w:hAnsi="Open Sans"/>
+          <w:b w:val="0"/>
+          <w:i w:val="0"/>
+          <w:color w:val="59595B"/>
+          <w:sz w:val="20"/>
+        </w:rPr>
+        <w:t xml:space="preserve"/>
+      </w:r>
+    </w:p>
+    <w:p>
+      <w:pPr>
+        <w:spacing w:after="120"/>
+      </w:pPr>
+      <w:r>
+        <w:rPr>
+          <w:rFonts w:ascii="Open Sans" w:hAnsi="Open Sans"/>
+          <w:b w:val="0"/>
+          <w:i w:val="0"/>
+          <w:color w:val="59595B"/>
+          <w:sz w:val="20"/>
+        </w:rPr>
+        <w:t>The following table summarizes the key monthly recurring charges that result from this SOW’s implementation. These charges represent both new services (VDI, My Audit, V365 Backup, storage) and services carried forward from the prior Monthly Service Agreement. The net increase over the prior agreement is +$2,975.95/month, driven primarily by the Technijian Horizon VDI environment, My Audit UAM+DLP endpoint compliance, and Veeam 365 Backup with 7-year immutable retention.</w:t>
       </w:r>
     </w:p>
     <w:p/>
